--- a/Задача від 14.10.2026 переклад французька/1. Общие справки и систематизация материалов/20260526 Note generale sur l'affaire penale francaise.docx
+++ b/Задача від 14.10.2026 переклад французька/1. Общие справки и систематизация материалов/20260526 Note generale sur l'affaire penale francaise.docx
@@ -13,7 +13,7 @@
           <w:szCs w:val="21"/>
           <w:lang w:val="ru-RU"/>
         </w:rPr>
-        <w:spacing w:before="120" w:after="0" w:line="240" w:lineRule="auto"/>
+        <w:spacing w:before="120" w:after="0" w:line="276" w:lineRule="auto"/>
       </w:pPr>
       <w:r>
         <w:rPr>
@@ -33,7 +33,7 @@
           <w:szCs w:val="21"/>
           <w:lang w:val="ru-RU"/>
         </w:rPr>
-        <w:spacing w:before="120" w:after="0" w:line="240" w:lineRule="auto"/>
+        <w:spacing w:before="120" w:after="0" w:line="276" w:lineRule="auto"/>
       </w:pPr>
       <w:r>
         <w:rPr>
@@ -59,7 +59,7 @@
           <w:lang w:val="ru-RU"/>
         </w:rPr>
         <w:ind w:left="0" w:hanging="567"/>
-        <w:spacing w:before="120" w:after="0" w:line="240" w:lineRule="auto"/>
+        <w:spacing w:before="120" w:after="0" w:line="276" w:lineRule="auto"/>
       </w:pPr>
       <w:r>
         <w:rPr>
@@ -77,7 +77,7 @@
           <w:szCs w:val="21"/>
           <w:lang w:val="ru-RU"/>
         </w:rPr>
-        <w:spacing w:before="120" w:after="0" w:line="240" w:lineRule="auto"/>
+        <w:spacing w:before="120" w:after="0" w:line="276" w:lineRule="auto"/>
       </w:pPr>
       <w:r>
         <w:rPr>
@@ -95,7 +95,7 @@
           <w:szCs w:val="21"/>
           <w:lang w:val="ru-RU"/>
         </w:rPr>
-        <w:spacing w:before="120" w:after="0" w:line="240" w:lineRule="auto"/>
+        <w:spacing w:before="120" w:after="0" w:line="276" w:lineRule="auto"/>
       </w:pPr>
       <w:r>
         <w:rPr>
@@ -113,7 +113,7 @@
           <w:szCs w:val="21"/>
           <w:lang w:val="ru-RU"/>
         </w:rPr>
-        <w:spacing w:before="120" w:after="0" w:line="240" w:lineRule="auto"/>
+        <w:spacing w:before="120" w:after="0" w:line="276" w:lineRule="auto"/>
       </w:pPr>
       <w:r>
         <w:rPr>
@@ -131,7 +131,7 @@
           <w:szCs w:val="21"/>
           <w:lang w:val="ru-RU"/>
         </w:rPr>
-        <w:spacing w:before="120" w:after="0" w:line="240" w:lineRule="auto"/>
+        <w:spacing w:before="120" w:after="0" w:line="276" w:lineRule="auto"/>
       </w:pPr>
       <w:r>
         <w:rPr/>
@@ -146,7 +146,7 @@
           <w:szCs w:val="21"/>
           <w:lang w:val="ru-RU"/>
         </w:rPr>
-        <w:spacing w:before="120" w:after="0" w:line="240" w:lineRule="auto"/>
+        <w:spacing w:before="120" w:after="0" w:line="276" w:lineRule="auto"/>
       </w:pPr>
       <w:r>
         <w:rPr>
@@ -171,7 +171,7 @@
           <w:lang w:val="ru-RU"/>
         </w:rPr>
         <w:ind w:left="567" w:hanging="425"/>
-        <w:spacing w:before="120" w:after="0" w:line="240" w:lineRule="auto"/>
+        <w:spacing w:before="120" w:after="0" w:line="276" w:lineRule="auto"/>
       </w:pPr>
       <w:r>
         <w:rPr>
@@ -196,7 +196,7 @@
           <w:lang w:val="ru-RU"/>
         </w:rPr>
         <w:ind w:left="567" w:hanging="425"/>
-        <w:spacing w:before="120" w:after="0" w:line="240" w:lineRule="auto"/>
+        <w:spacing w:before="120" w:after="0" w:line="276" w:lineRule="auto"/>
       </w:pPr>
       <w:r>
         <w:rPr>
@@ -221,7 +221,7 @@
           <w:lang w:val="ru-RU"/>
         </w:rPr>
         <w:ind w:left="567" w:hanging="425"/>
-        <w:spacing w:before="120" w:after="0" w:line="240" w:lineRule="auto"/>
+        <w:spacing w:before="120" w:after="0" w:line="276" w:lineRule="auto"/>
       </w:pPr>
       <w:r>
         <w:rPr>
@@ -246,7 +246,7 @@
           <w:lang w:val="ru-RU"/>
         </w:rPr>
         <w:ind w:left="567" w:hanging="425"/>
-        <w:spacing w:before="120" w:after="0" w:line="240" w:lineRule="auto"/>
+        <w:spacing w:before="120" w:after="0" w:line="276" w:lineRule="auto"/>
       </w:pPr>
       <w:r>
         <w:rPr>
@@ -271,7 +271,7 @@
           <w:lang w:val="ru-RU"/>
         </w:rPr>
         <w:ind w:left="567" w:hanging="425"/>
-        <w:spacing w:before="120" w:after="0" w:line="240" w:lineRule="auto"/>
+        <w:spacing w:before="120" w:after="0" w:line="276" w:lineRule="auto"/>
       </w:pPr>
       <w:r>
         <w:rPr>
@@ -296,7 +296,7 @@
           <w:lang w:val="ru-RU"/>
         </w:rPr>
         <w:ind w:left="567" w:hanging="425"/>
-        <w:spacing w:before="120" w:after="0" w:line="240" w:lineRule="auto"/>
+        <w:spacing w:before="120" w:after="0" w:line="276" w:lineRule="auto"/>
       </w:pPr>
       <w:r>
         <w:rPr>
@@ -314,25 +314,25 @@
           <w:szCs w:val="21"/>
           <w:lang w:val="ru-RU"/>
         </w:rPr>
-        <w:spacing w:before="120" w:after="0" w:line="240" w:lineRule="auto"/>
-      </w:pPr>
-      <w:r>
-        <w:rPr>
-          <w:rFonts w:ascii="Cambria" w:hAnsi="Cambria"/>
-          <w:sz w:val="22"/>
-        </w:rPr>
-        <w:t>Concernant les acquisitions après le 06.12.2013, l'enquête se réfère également à la présomption d'origine illicite des fonds, prévue par l'art. 324-1-1 du Code pénal français.</w:t>
-      </w:r>
-    </w:p>
-    <w:p>
-      <w:pPr>
-        <w:jc w:val="both"/>
-        <w:rPr>
-          <w:sz w:val="21"/>
-          <w:szCs w:val="21"/>
-          <w:lang w:val="ru-RU"/>
-        </w:rPr>
-        <w:spacing w:before="120" w:after="0" w:line="240" w:lineRule="auto"/>
+        <w:spacing w:before="120" w:after="0" w:line="276" w:lineRule="auto"/>
+      </w:pPr>
+      <w:r>
+        <w:rPr>
+          <w:rFonts w:ascii="Cambria" w:hAnsi="Cambria"/>
+          <w:sz w:val="22"/>
+        </w:rPr>
+        <w:t>Concernant les acquisitions après le 6 décembre 2013, l'enquête se réfère également à la présomption d'origine illicite des fonds, prévue par l'art. 324-1-1 du Code pénal français.</w:t>
+      </w:r>
+    </w:p>
+    <w:p>
+      <w:pPr>
+        <w:jc w:val="both"/>
+        <w:rPr>
+          <w:sz w:val="21"/>
+          <w:szCs w:val="21"/>
+          <w:lang w:val="ru-RU"/>
+        </w:rPr>
+        <w:spacing w:before="120" w:after="0" w:line="276" w:lineRule="auto"/>
       </w:pPr>
       <w:r>
         <w:rPr>
@@ -350,7 +350,7 @@
           <w:szCs w:val="21"/>
           <w:lang w:val="ru-RU"/>
         </w:rPr>
-        <w:spacing w:before="120" w:after="0" w:line="240" w:lineRule="auto"/>
+        <w:spacing w:before="120" w:after="0" w:line="276" w:lineRule="auto"/>
       </w:pPr>
       <w:r>
         <w:rPr>
@@ -368,7 +368,7 @@
           <w:szCs w:val="21"/>
           <w:lang w:val="ru-RU"/>
         </w:rPr>
-        <w:spacing w:before="120" w:after="0" w:line="240" w:lineRule="auto"/>
+        <w:spacing w:before="120" w:after="0" w:line="276" w:lineRule="auto"/>
       </w:pPr>
       <w:r>
         <w:rPr>
@@ -386,7 +386,7 @@
           <w:szCs w:val="21"/>
           <w:lang w:val="ru-RU"/>
         </w:rPr>
-        <w:spacing w:before="120" w:after="0" w:line="240" w:lineRule="auto"/>
+        <w:spacing w:before="120" w:after="0" w:line="276" w:lineRule="auto"/>
       </w:pPr>
       <w:r>
         <w:rPr>
@@ -412,7 +412,7 @@
           <w:lang w:val="ru-RU"/>
         </w:rPr>
         <w:ind w:left="0" w:hanging="567"/>
-        <w:spacing w:before="120" w:after="0" w:line="240" w:lineRule="auto"/>
+        <w:spacing w:before="120" w:after="0" w:line="276" w:lineRule="auto"/>
       </w:pPr>
       <w:r>
         <w:rPr>
@@ -439,7 +439,7 @@
           <w:lang w:val="ru-RU"/>
         </w:rPr>
         <w:ind w:left="0" w:hanging="567"/>
-        <w:spacing w:before="120" w:after="0" w:line="240" w:lineRule="auto"/>
+        <w:spacing w:before="120" w:after="0" w:line="276" w:lineRule="auto"/>
       </w:pPr>
       <w:r>
         <w:rPr>
@@ -462,7 +462,7 @@
           <w:lang w:val="ru-RU"/>
         </w:rPr>
         <w:ind w:left="0"/>
-        <w:spacing w:before="120" w:after="0" w:line="240" w:lineRule="auto"/>
+        <w:spacing w:before="120" w:after="0" w:line="276" w:lineRule="auto"/>
       </w:pPr>
       <w:r>
         <w:rPr>
@@ -480,7 +480,7 @@
           <w:szCs w:val="21"/>
           <w:lang w:val="ru-RU"/>
         </w:rPr>
-        <w:spacing w:before="120" w:after="0" w:line="240" w:lineRule="auto"/>
+        <w:spacing w:before="120" w:after="0" w:line="276" w:lineRule="auto"/>
       </w:pPr>
       <w:r>
         <w:rPr>
@@ -498,7 +498,7 @@
           <w:szCs w:val="21"/>
           <w:lang w:val="ru-RU"/>
         </w:rPr>
-        <w:spacing w:before="120" w:after="0" w:line="240" w:lineRule="auto"/>
+        <w:spacing w:before="120" w:after="0" w:line="276" w:lineRule="auto"/>
       </w:pPr>
       <w:r>
         <w:rPr>
@@ -523,7 +523,7 @@
           <w:lang w:val="ru-RU"/>
         </w:rPr>
         <w:ind w:left="567" w:hanging="425"/>
-        <w:spacing w:before="120" w:after="0" w:line="240" w:lineRule="auto"/>
+        <w:spacing w:before="120" w:after="0" w:line="276" w:lineRule="auto"/>
       </w:pPr>
       <w:r>
         <w:rPr>
@@ -548,7 +548,7 @@
           <w:lang w:val="ru-RU"/>
         </w:rPr>
         <w:ind w:left="567" w:hanging="425"/>
-        <w:spacing w:before="120" w:after="0" w:line="240" w:lineRule="auto"/>
+        <w:spacing w:before="120" w:after="0" w:line="276" w:lineRule="auto"/>
       </w:pPr>
       <w:r>
         <w:rPr>
@@ -573,7 +573,7 @@
           <w:lang w:val="ru-RU"/>
         </w:rPr>
         <w:ind w:left="567" w:hanging="425"/>
-        <w:spacing w:before="120" w:after="0" w:line="240" w:lineRule="auto"/>
+        <w:spacing w:before="120" w:after="0" w:line="276" w:lineRule="auto"/>
       </w:pPr>
       <w:r>
         <w:rPr>
@@ -598,7 +598,7 @@
           <w:lang w:val="ru-RU"/>
         </w:rPr>
         <w:ind w:left="567" w:hanging="425"/>
-        <w:spacing w:before="120" w:after="0" w:line="240" w:lineRule="auto"/>
+        <w:spacing w:before="120" w:after="0" w:line="276" w:lineRule="auto"/>
       </w:pPr>
       <w:r>
         <w:rPr>
@@ -623,7 +623,7 @@
           <w:lang w:val="ru-RU"/>
         </w:rPr>
         <w:ind w:left="567" w:hanging="425"/>
-        <w:spacing w:before="120" w:after="0" w:line="240" w:lineRule="auto"/>
+        <w:spacing w:before="120" w:after="0" w:line="276" w:lineRule="auto"/>
       </w:pPr>
       <w:r>
         <w:rPr>
@@ -648,7 +648,7 @@
           <w:lang w:val="ru-RU"/>
         </w:rPr>
         <w:ind w:left="567" w:hanging="425"/>
-        <w:spacing w:before="120" w:after="0" w:line="240" w:lineRule="auto"/>
+        <w:spacing w:before="120" w:after="0" w:line="276" w:lineRule="auto"/>
       </w:pPr>
       <w:r>
         <w:rPr>
@@ -666,7 +666,7 @@
           <w:szCs w:val="21"/>
           <w:lang w:val="ru-RU"/>
         </w:rPr>
-        <w:spacing w:before="120" w:after="0" w:line="240" w:lineRule="auto"/>
+        <w:spacing w:before="120" w:after="0" w:line="276" w:lineRule="auto"/>
       </w:pPr>
       <w:r>
         <w:rPr>
@@ -684,7 +684,7 @@
           <w:szCs w:val="21"/>
           <w:lang w:val="ru-RU"/>
         </w:rPr>
-        <w:spacing w:before="120" w:after="0" w:line="240" w:lineRule="auto"/>
+        <w:spacing w:before="120" w:after="0" w:line="276" w:lineRule="auto"/>
       </w:pPr>
       <w:r>
         <w:rPr>
@@ -706,7 +706,7 @@
           <w:lang w:val="ru-RU"/>
         </w:rPr>
         <w:ind w:left="0"/>
-        <w:spacing w:before="120" w:after="0" w:line="240" w:lineRule="auto"/>
+        <w:spacing w:before="120" w:after="0" w:line="276" w:lineRule="auto"/>
       </w:pPr>
       <w:r>
         <w:rPr>
@@ -731,7 +731,7 @@
           <w:lang w:val="ru-RU"/>
         </w:rPr>
         <w:ind w:left="567" w:hanging="567"/>
-        <w:spacing w:before="120" w:after="0" w:line="240" w:lineRule="auto"/>
+        <w:spacing w:before="120" w:after="0" w:line="276" w:lineRule="auto"/>
       </w:pPr>
       <w:r>
         <w:rPr>
@@ -756,7 +756,7 @@
           <w:lang w:val="ru-RU"/>
         </w:rPr>
         <w:ind w:left="567" w:hanging="567"/>
-        <w:spacing w:before="120" w:after="0" w:line="240" w:lineRule="auto"/>
+        <w:spacing w:before="120" w:after="0" w:line="276" w:lineRule="auto"/>
       </w:pPr>
       <w:r>
         <w:rPr>
@@ -781,7 +781,7 @@
           <w:lang w:val="ru-RU"/>
         </w:rPr>
         <w:ind w:left="567" w:hanging="567"/>
-        <w:spacing w:before="120" w:after="0" w:line="240" w:lineRule="auto"/>
+        <w:spacing w:before="120" w:after="0" w:line="276" w:lineRule="auto"/>
       </w:pPr>
       <w:r>
         <w:rPr>
@@ -806,7 +806,7 @@
           <w:lang w:val="ru-RU"/>
         </w:rPr>
         <w:ind w:left="567" w:hanging="567"/>
-        <w:spacing w:before="120" w:after="0" w:line="240" w:lineRule="auto"/>
+        <w:spacing w:before="120" w:after="0" w:line="276" w:lineRule="auto"/>
       </w:pPr>
       <w:r>
         <w:rPr>
@@ -831,7 +831,7 @@
           <w:lang w:val="ru-RU"/>
         </w:rPr>
         <w:ind w:left="567" w:hanging="567"/>
-        <w:spacing w:before="120" w:after="0" w:line="240" w:lineRule="auto"/>
+        <w:spacing w:before="120" w:after="0" w:line="276" w:lineRule="auto"/>
       </w:pPr>
       <w:r>
         <w:rPr>
@@ -849,7 +849,7 @@
           <w:szCs w:val="21"/>
           <w:lang w:val="ru-RU"/>
         </w:rPr>
-        <w:spacing w:before="120" w:after="0" w:line="240" w:lineRule="auto"/>
+        <w:spacing w:before="120" w:after="0" w:line="276" w:lineRule="auto"/>
       </w:pPr>
       <w:r>
         <w:rPr>
@@ -875,7 +875,7 @@
           <w:lang w:val="ru-RU"/>
         </w:rPr>
         <w:ind w:left="0" w:hanging="567"/>
-        <w:spacing w:before="120" w:after="0" w:line="240" w:lineRule="auto"/>
+        <w:spacing w:before="120" w:after="0" w:line="276" w:lineRule="auto"/>
       </w:pPr>
       <w:r>
         <w:rPr>
@@ -894,7 +894,7 @@
           <w:u w:val="single"/>
           <w:lang w:val="ru-RU"/>
         </w:rPr>
-        <w:spacing w:before="120" w:after="0" w:line="240" w:lineRule="auto"/>
+        <w:spacing w:before="120" w:after="0" w:line="276" w:lineRule="auto"/>
       </w:pPr>
       <w:r>
         <w:rPr>
@@ -912,7 +912,7 @@
           <w:szCs w:val="21"/>
           <w:lang w:val="ru-RU"/>
         </w:rPr>
-        <w:spacing w:before="120" w:after="0" w:line="240" w:lineRule="auto"/>
+        <w:spacing w:before="120" w:after="0" w:line="276" w:lineRule="auto"/>
       </w:pPr>
       <w:r>
         <w:rPr>
@@ -930,7 +930,7 @@
           <w:szCs w:val="21"/>
           <w:lang w:val="ru-RU"/>
         </w:rPr>
-        <w:spacing w:before="120" w:after="0" w:line="240" w:lineRule="auto"/>
+        <w:spacing w:before="120" w:after="0" w:line="276" w:lineRule="auto"/>
       </w:pPr>
       <w:r>
         <w:rPr>
@@ -948,7 +948,7 @@
           <w:szCs w:val="21"/>
           <w:lang w:val="ru-RU"/>
         </w:rPr>
-        <w:spacing w:before="120" w:after="0" w:line="240" w:lineRule="auto"/>
+        <w:spacing w:before="120" w:after="0" w:line="276" w:lineRule="auto"/>
       </w:pPr>
       <w:r>
         <w:rPr>
@@ -966,7 +966,7 @@
           <w:szCs w:val="21"/>
           <w:lang w:val="ru-RU"/>
         </w:rPr>
-        <w:spacing w:before="120" w:after="0" w:line="240" w:lineRule="auto"/>
+        <w:spacing w:before="120" w:after="0" w:line="276" w:lineRule="auto"/>
       </w:pPr>
       <w:r>
         <w:rPr>
@@ -984,7 +984,7 @@
           <w:szCs w:val="21"/>
           <w:lang w:val="ru-RU"/>
         </w:rPr>
-        <w:spacing w:before="120" w:after="0" w:line="240" w:lineRule="auto"/>
+        <w:spacing w:before="120" w:after="0" w:line="276" w:lineRule="auto"/>
       </w:pPr>
       <w:r>
         <w:rPr>
@@ -1002,7 +1002,7 @@
           <w:szCs w:val="21"/>
           <w:lang w:val="ru-RU"/>
         </w:rPr>
-        <w:spacing w:before="120" w:after="0" w:line="240" w:lineRule="auto"/>
+        <w:spacing w:before="120" w:after="0" w:line="276" w:lineRule="auto"/>
       </w:pPr>
       <w:r>
         <w:rPr>
@@ -1023,7 +1023,7 @@
           <w:lang w:val="ru-RU"/>
         </w:rPr>
         <w:ind w:left="0"/>
-        <w:spacing w:before="120" w:after="0" w:line="240" w:lineRule="auto"/>
+        <w:spacing w:before="120" w:after="0" w:line="276" w:lineRule="auto"/>
       </w:pPr>
       <w:r>
         <w:rPr>
@@ -1042,7 +1042,7 @@
           <w:u w:val="single"/>
           <w:lang w:val="ru-RU"/>
         </w:rPr>
-        <w:spacing w:before="120" w:after="0" w:line="240" w:lineRule="auto"/>
+        <w:spacing w:before="120" w:after="0" w:line="276" w:lineRule="auto"/>
       </w:pPr>
       <w:r>
         <w:rPr>
@@ -1067,7 +1067,7 @@
           <w:lang w:val="ru-RU"/>
         </w:rPr>
         <w:ind w:left="567" w:hanging="567"/>
-        <w:spacing w:before="120" w:after="0" w:line="240" w:lineRule="auto"/>
+        <w:spacing w:before="120" w:after="0" w:line="276" w:lineRule="auto"/>
       </w:pPr>
       <w:r>
         <w:rPr>
@@ -1092,7 +1092,7 @@
           <w:lang w:val="ru-RU"/>
         </w:rPr>
         <w:ind w:left="567" w:hanging="567"/>
-        <w:spacing w:before="120" w:after="0" w:line="240" w:lineRule="auto"/>
+        <w:spacing w:before="120" w:after="0" w:line="276" w:lineRule="auto"/>
       </w:pPr>
       <w:r>
         <w:rPr>
@@ -1117,7 +1117,7 @@
           <w:lang w:val="ru-RU"/>
         </w:rPr>
         <w:ind w:left="567" w:hanging="567"/>
-        <w:spacing w:before="120" w:after="0" w:line="240" w:lineRule="auto"/>
+        <w:spacing w:before="120" w:after="0" w:line="276" w:lineRule="auto"/>
       </w:pPr>
       <w:r>
         <w:rPr>
@@ -1142,7 +1142,7 @@
           <w:lang w:val="ru-RU"/>
         </w:rPr>
         <w:ind w:left="567" w:hanging="567"/>
-        <w:spacing w:before="120" w:after="0" w:line="240" w:lineRule="auto"/>
+        <w:spacing w:before="120" w:after="0" w:line="276" w:lineRule="auto"/>
       </w:pPr>
       <w:r>
         <w:rPr>
@@ -1167,7 +1167,7 @@
           <w:lang w:val="ru-RU"/>
         </w:rPr>
         <w:ind w:left="567" w:hanging="567"/>
-        <w:spacing w:before="120" w:after="0" w:line="240" w:lineRule="auto"/>
+        <w:spacing w:before="120" w:after="0" w:line="276" w:lineRule="auto"/>
       </w:pPr>
       <w:r>
         <w:rPr>
@@ -1192,7 +1192,7 @@
           <w:lang w:val="ru-RU"/>
         </w:rPr>
         <w:ind w:left="567" w:hanging="567"/>
-        <w:spacing w:before="120" w:after="0" w:line="240" w:lineRule="auto"/>
+        <w:spacing w:before="120" w:after="0" w:line="276" w:lineRule="auto"/>
       </w:pPr>
       <w:r>
         <w:rPr>
@@ -1218,7 +1218,7 @@
           <w:u w:val="single"/>
           <w:lang w:val="ru-RU"/>
         </w:rPr>
-        <w:spacing w:before="120" w:after="0" w:line="240" w:lineRule="auto"/>
+        <w:spacing w:before="120" w:after="0" w:line="276" w:lineRule="auto"/>
       </w:pPr>
       <w:r>
         <w:rPr>
@@ -1243,7 +1243,7 @@
           <w:u w:val="single"/>
           <w:lang w:val="ru-RU"/>
         </w:rPr>
-        <w:spacing w:before="120" w:after="0" w:line="240" w:lineRule="auto"/>
+        <w:spacing w:before="120" w:after="0" w:line="276" w:lineRule="auto"/>
       </w:pPr>
       <w:r>
         <w:rPr>
@@ -1269,7 +1269,7 @@
           <w:lang w:val="ru-RU"/>
         </w:rPr>
         <w:ind w:left="0" w:hanging="567"/>
-        <w:spacing w:before="120" w:after="0" w:line="240" w:lineRule="auto"/>
+        <w:spacing w:before="120" w:after="0" w:line="276" w:lineRule="auto"/>
       </w:pPr>
       <w:r>
         <w:rPr>
@@ -1291,7 +1291,7 @@
           <w:lang w:val="ru-RU"/>
         </w:rPr>
         <w:ind w:left="0"/>
-        <w:spacing w:before="120" w:after="0" w:line="240" w:lineRule="auto"/>
+        <w:spacing w:before="120" w:after="0" w:line="276" w:lineRule="auto"/>
       </w:pPr>
       <w:r>
         <w:rPr>
@@ -1309,7 +1309,7 @@
           <w:szCs w:val="21"/>
           <w:lang w:val="ru-RU"/>
         </w:rPr>
-        <w:spacing w:before="120" w:after="0" w:line="240" w:lineRule="auto"/>
+        <w:spacing w:before="120" w:after="0" w:line="276" w:lineRule="auto"/>
       </w:pPr>
       <w:r>
         <w:rPr>
@@ -1327,7 +1327,7 @@
           <w:szCs w:val="21"/>
           <w:lang w:val="ru-RU"/>
         </w:rPr>
-        <w:spacing w:before="120" w:after="0" w:line="240" w:lineRule="auto"/>
+        <w:spacing w:before="120" w:after="0" w:line="276" w:lineRule="auto"/>
       </w:pPr>
       <w:r>
         <w:rPr>
@@ -1345,7 +1345,7 @@
           <w:szCs w:val="21"/>
           <w:lang w:val="ru-RU"/>
         </w:rPr>
-        <w:spacing w:before="120" w:after="0" w:line="240" w:lineRule="auto"/>
+        <w:spacing w:before="120" w:after="0" w:line="276" w:lineRule="auto"/>
       </w:pPr>
       <w:r>
         <w:rPr>
@@ -1363,7 +1363,7 @@
           <w:szCs w:val="21"/>
           <w:lang w:val="ru-RU"/>
         </w:rPr>
-        <w:spacing w:before="120" w:after="0" w:line="240" w:lineRule="auto"/>
+        <w:spacing w:before="120" w:after="0" w:line="276" w:lineRule="auto"/>
       </w:pPr>
       <w:r>
         <w:rPr>
@@ -1384,14 +1384,14 @@
           <w:lang w:val="ru-RU"/>
         </w:rPr>
         <w:ind w:left="0"/>
-        <w:spacing w:before="120" w:after="0" w:line="240" w:lineRule="auto"/>
-      </w:pPr>
-      <w:r>
-        <w:rPr>
-          <w:rFonts w:ascii="Cambria" w:hAnsi="Cambria"/>
-          <w:sz w:val="22"/>
-        </w:rPr>
-        <w:t>Séparément, l'enquête se réfère à des documents dans lesquels AVB est mentionné comme directeur de ME, en particulier une lettre du 09.07.2016, préparée pour la procédure d'obtention de la citoyenneté de Grenade.</w:t>
+        <w:spacing w:before="120" w:after="0" w:line="276" w:lineRule="auto"/>
+      </w:pPr>
+      <w:r>
+        <w:rPr>
+          <w:rFonts w:ascii="Cambria" w:hAnsi="Cambria"/>
+          <w:sz w:val="22"/>
+        </w:rPr>
+        <w:t>Séparément, l'enquête se réfère à des documents dans lesquels AVB est mentionné comme directeur de ME, en particulier une lettre du 9 juillet 2016, préparée pour la procédure d'obtention de la citoyenneté de Grenade.</w:t>
       </w:r>
     </w:p>
     <w:p>
@@ -1405,7 +1405,7 @@
           <w:lang w:val="ru-RU"/>
         </w:rPr>
         <w:ind w:left="0"/>
-        <w:spacing w:before="120" w:after="0" w:line="240" w:lineRule="auto"/>
+        <w:spacing w:before="120" w:after="0" w:line="276" w:lineRule="auto"/>
       </w:pPr>
       <w:r>
         <w:rPr>
@@ -1431,7 +1431,7 @@
           <w:lang w:val="ru-RU"/>
         </w:rPr>
         <w:ind w:left="0" w:hanging="567"/>
-        <w:spacing w:before="120" w:after="0" w:line="240" w:lineRule="auto"/>
+        <w:spacing w:before="120" w:after="0" w:line="276" w:lineRule="auto"/>
       </w:pPr>
       <w:r>
         <w:rPr>
@@ -1453,7 +1453,7 @@
           <w:lang w:val="ru-RU"/>
         </w:rPr>
         <w:ind w:left="0"/>
-        <w:spacing w:before="120" w:after="0" w:line="240" w:lineRule="auto"/>
+        <w:spacing w:before="120" w:after="0" w:line="276" w:lineRule="auto"/>
       </w:pPr>
       <w:r>
         <w:rPr>
@@ -1471,7 +1471,7 @@
           <w:szCs w:val="21"/>
           <w:lang w:val="ru-RU"/>
         </w:rPr>
-        <w:spacing w:before="120" w:after="0" w:line="240" w:lineRule="auto"/>
+        <w:spacing w:before="120" w:after="0" w:line="276" w:lineRule="auto"/>
       </w:pPr>
       <w:r>
         <w:rPr>
@@ -1489,7 +1489,7 @@
           <w:szCs w:val="21"/>
           <w:lang w:val="ru-RU"/>
         </w:rPr>
-        <w:spacing w:before="120" w:after="0" w:line="240" w:lineRule="auto"/>
+        <w:spacing w:before="120" w:after="0" w:line="276" w:lineRule="auto"/>
       </w:pPr>
       <w:r>
         <w:rPr>
@@ -1507,7 +1507,7 @@
           <w:szCs w:val="21"/>
           <w:lang w:val="ru-RU"/>
         </w:rPr>
-        <w:spacing w:before="120" w:after="0" w:line="240" w:lineRule="auto"/>
+        <w:spacing w:before="120" w:after="0" w:line="276" w:lineRule="auto"/>
       </w:pPr>
       <w:r>
         <w:rPr>
@@ -1525,7 +1525,7 @@
           <w:szCs w:val="21"/>
           <w:lang w:val="ru-RU"/>
         </w:rPr>
-        <w:spacing w:before="120" w:after="0" w:line="240" w:lineRule="auto"/>
+        <w:spacing w:before="120" w:after="0" w:line="276" w:lineRule="auto"/>
       </w:pPr>
       <w:r>
         <w:rPr>
@@ -1543,7 +1543,7 @@
           <w:szCs w:val="21"/>
           <w:lang w:val="ru-RU"/>
         </w:rPr>
-        <w:spacing w:before="120" w:after="0" w:line="240" w:lineRule="auto"/>
+        <w:spacing w:before="120" w:after="0" w:line="276" w:lineRule="auto"/>
       </w:pPr>
       <w:r>
         <w:rPr>
@@ -1561,7 +1561,7 @@
           <w:szCs w:val="21"/>
           <w:lang w:val="ru-RU"/>
         </w:rPr>
-        <w:spacing w:before="120" w:after="0" w:line="240" w:lineRule="auto"/>
+        <w:spacing w:before="120" w:after="0" w:line="276" w:lineRule="auto"/>
       </w:pPr>
       <w:r>
         <w:rPr>
@@ -1579,11 +1579,11 @@
           <w:szCs w:val="21"/>
           <w:lang w:val="ru-RU"/>
         </w:rPr>
-        <w:spacing w:before="120" w:after="0" w:line="240" w:lineRule="auto"/>
+        <w:spacing w:before="120" w:after="0" w:line="276" w:lineRule="auto"/>
       </w:pPr>
       <w:r>
         <w:rPr/>
-        <w:t>En outre est indiqué un virement du 03.08.2022 d'un montant de 820 mille USD du compte de VAB auprès de Corner Banca vers le compte d'AVB auprès de la SA « Motor Bank ». Ceci est utilisé comme lien entre VAB, AVB et les fonds dont l'origine est mise en doute.</w:t>
+        <w:t>En outre est indiqué un virement du 3 août 2022 d'un montant de 820 mille USD du compte de VAB auprès de Corner Banca vers le compte d'AVB auprès de la SA « Motor Bank ». Ceci est utilisé comme lien entre VAB, AVB et les fonds dont l'origine est mise en doute.</w:t>
       </w:r>
     </w:p>
     <w:p>
@@ -1597,7 +1597,7 @@
           <w:lang w:val="ru-RU"/>
         </w:rPr>
         <w:ind w:left="0"/>
-        <w:spacing w:before="120" w:after="0" w:line="240" w:lineRule="auto"/>
+        <w:spacing w:before="120" w:after="0" w:line="276" w:lineRule="auto"/>
       </w:pPr>
       <w:r>
         <w:rPr>
@@ -1620,7 +1620,7 @@
           <w:lang w:val="ru-RU"/>
         </w:rPr>
         <w:ind w:left="0"/>
-        <w:spacing w:before="120" w:after="0" w:line="240" w:lineRule="auto"/>
+        <w:spacing w:before="120" w:after="0" w:line="276" w:lineRule="auto"/>
       </w:pPr>
       <w:r>
         <w:rPr>
@@ -1646,7 +1646,7 @@
           <w:lang w:val="ru-RU"/>
         </w:rPr>
         <w:ind w:left="0" w:hanging="567"/>
-        <w:spacing w:before="120" w:after="0" w:line="240" w:lineRule="auto"/>
+        <w:spacing w:before="120" w:after="0" w:line="276" w:lineRule="auto"/>
       </w:pPr>
       <w:r>
         <w:rPr>
@@ -1668,7 +1668,7 @@
           <w:lang w:val="ru-RU"/>
         </w:rPr>
         <w:ind w:left="0"/>
-        <w:spacing w:before="120" w:after="0" w:line="240" w:lineRule="auto"/>
+        <w:spacing w:before="120" w:after="0" w:line="276" w:lineRule="auto"/>
       </w:pPr>
       <w:r>
         <w:rPr>
@@ -1686,7 +1686,7 @@
           <w:szCs w:val="21"/>
           <w:lang w:val="ru-RU"/>
         </w:rPr>
-        <w:spacing w:before="120" w:after="0" w:line="240" w:lineRule="auto"/>
+        <w:spacing w:before="120" w:after="0" w:line="276" w:lineRule="auto"/>
       </w:pPr>
       <w:r>
         <w:rPr>
@@ -1704,7 +1704,7 @@
           <w:szCs w:val="21"/>
           <w:lang w:val="ru-RU"/>
         </w:rPr>
-        <w:spacing w:before="120" w:after="0" w:line="240" w:lineRule="auto"/>
+        <w:spacing w:before="120" w:after="0" w:line="276" w:lineRule="auto"/>
       </w:pPr>
       <w:r>
         <w:rPr>
@@ -1722,7 +1722,7 @@
           <w:szCs w:val="21"/>
           <w:lang w:val="ru-RU"/>
         </w:rPr>
-        <w:spacing w:before="120" w:after="0" w:line="240" w:lineRule="auto"/>
+        <w:spacing w:before="120" w:after="0" w:line="276" w:lineRule="auto"/>
       </w:pPr>
       <w:r>
         <w:rPr>
@@ -1740,7 +1740,7 @@
           <w:szCs w:val="21"/>
           <w:lang w:val="ru-RU"/>
         </w:rPr>
-        <w:spacing w:before="120" w:after="0" w:line="240" w:lineRule="auto"/>
+        <w:spacing w:before="120" w:after="0" w:line="276" w:lineRule="auto"/>
       </w:pPr>
       <w:r>
         <w:rPr>
@@ -1762,7 +1762,7 @@
           <w:lang w:val="ru-RU"/>
         </w:rPr>
         <w:ind w:left="0"/>
-        <w:spacing w:before="120" w:after="0" w:line="240" w:lineRule="auto"/>
+        <w:spacing w:before="120" w:after="0" w:line="276" w:lineRule="auto"/>
       </w:pPr>
       <w:r>
         <w:rPr>
@@ -1790,7 +1790,7 @@
           <w:lang w:val="ru-RU"/>
         </w:rPr>
         <w:ind w:left="567" w:hanging="567"/>
-        <w:spacing w:before="120" w:after="0" w:line="240" w:lineRule="auto"/>
+        <w:spacing w:before="120" w:after="0" w:line="276" w:lineRule="auto"/>
       </w:pPr>
       <w:r>
         <w:rPr>
@@ -1818,7 +1818,7 @@
           <w:lang w:val="ru-RU"/>
         </w:rPr>
         <w:ind w:left="567" w:hanging="567"/>
-        <w:spacing w:before="120" w:after="0" w:line="240" w:lineRule="auto"/>
+        <w:spacing w:before="120" w:after="0" w:line="276" w:lineRule="auto"/>
       </w:pPr>
       <w:r>
         <w:rPr>
@@ -1846,7 +1846,7 @@
           <w:lang w:val="ru-RU"/>
         </w:rPr>
         <w:ind w:left="567" w:hanging="567"/>
-        <w:spacing w:before="120" w:after="0" w:line="240" w:lineRule="auto"/>
+        <w:spacing w:before="120" w:after="0" w:line="276" w:lineRule="auto"/>
       </w:pPr>
       <w:r>
         <w:rPr>
@@ -1872,7 +1872,7 @@
           <w:lang w:val="ru-RU"/>
         </w:rPr>
         <w:ind w:left="567"/>
-        <w:spacing w:before="120" w:after="0" w:line="240" w:lineRule="auto"/>
+        <w:spacing w:before="120" w:after="0" w:line="276" w:lineRule="auto"/>
       </w:pPr>
       <w:r>
         <w:rPr>
@@ -1898,7 +1898,7 @@
           <w:lang w:val="ru-RU"/>
         </w:rPr>
         <w:ind w:left="0" w:hanging="567"/>
-        <w:spacing w:before="120" w:after="0" w:line="240" w:lineRule="auto"/>
+        <w:spacing w:before="120" w:after="0" w:line="276" w:lineRule="auto"/>
       </w:pPr>
       <w:r>
         <w:rPr>
@@ -1921,7 +1921,7 @@
           <w:lang w:val="ru-RU"/>
         </w:rPr>
         <w:ind w:left="0"/>
-        <w:spacing w:before="120" w:after="0" w:line="240" w:lineRule="auto"/>
+        <w:spacing w:before="120" w:after="0" w:line="276" w:lineRule="auto"/>
       </w:pPr>
       <w:r>
         <w:rPr>
@@ -1939,7 +1939,7 @@
           <w:szCs w:val="21"/>
           <w:lang w:val="ru-RU"/>
         </w:rPr>
-        <w:spacing w:before="120" w:after="0" w:line="240" w:lineRule="auto"/>
+        <w:spacing w:before="120" w:after="0" w:line="276" w:lineRule="auto"/>
       </w:pPr>
       <w:r>
         <w:rPr>
@@ -1957,7 +1957,7 @@
           <w:szCs w:val="21"/>
           <w:lang w:val="ru-RU"/>
         </w:rPr>
-        <w:spacing w:before="120" w:after="0" w:line="240" w:lineRule="auto"/>
+        <w:spacing w:before="120" w:after="0" w:line="276" w:lineRule="auto"/>
       </w:pPr>
       <w:r>
         <w:rPr>
@@ -1975,7 +1975,7 @@
           <w:szCs w:val="21"/>
           <w:lang w:val="ru-RU"/>
         </w:rPr>
-        <w:spacing w:before="120" w:after="0" w:line="240" w:lineRule="auto"/>
+        <w:spacing w:before="120" w:after="0" w:line="276" w:lineRule="auto"/>
       </w:pPr>
       <w:r>
         <w:rPr>
@@ -1993,7 +1993,7 @@
           <w:szCs w:val="21"/>
           <w:lang w:val="ru-RU"/>
         </w:rPr>
-        <w:spacing w:before="120" w:after="0" w:line="240" w:lineRule="auto"/>
+        <w:spacing w:before="120" w:after="0" w:line="276" w:lineRule="auto"/>
       </w:pPr>
       <w:r>
         <w:rPr/>
@@ -2008,7 +2008,7 @@
           <w:szCs w:val="21"/>
           <w:lang w:val="ru-RU"/>
         </w:rPr>
-        <w:spacing w:before="120" w:after="0" w:line="240" w:lineRule="auto"/>
+        <w:spacing w:before="120" w:after="0" w:line="276" w:lineRule="auto"/>
       </w:pPr>
       <w:r>
         <w:rPr>
@@ -2029,7 +2029,7 @@
           <w:lang w:val="ru-RU"/>
         </w:rPr>
         <w:ind w:left="0"/>
-        <w:spacing w:before="120" w:after="0" w:line="240" w:lineRule="auto"/>
+        <w:spacing w:before="120" w:after="0" w:line="276" w:lineRule="auto"/>
       </w:pPr>
       <w:r>
         <w:rPr>
@@ -2051,7 +2051,7 @@
           <w:lang w:val="ru-RU"/>
         </w:rPr>
         <w:ind w:left="0"/>
-        <w:spacing w:before="120" w:after="0" w:line="240" w:lineRule="auto"/>
+        <w:spacing w:before="120" w:after="0" w:line="276" w:lineRule="auto"/>
       </w:pPr>
       <w:r>
         <w:rPr>
@@ -2076,7 +2076,7 @@
           <w:lang w:val="ru-RU"/>
         </w:rPr>
         <w:ind w:left="567" w:hanging="567"/>
-        <w:spacing w:before="120" w:after="0" w:line="240" w:lineRule="auto"/>
+        <w:spacing w:before="120" w:after="0" w:line="276" w:lineRule="auto"/>
       </w:pPr>
       <w:r>
         <w:rPr>
@@ -2101,7 +2101,7 @@
           <w:lang w:val="ru-RU"/>
         </w:rPr>
         <w:ind w:left="567" w:hanging="567"/>
-        <w:spacing w:before="120" w:after="0" w:line="240" w:lineRule="auto"/>
+        <w:spacing w:before="120" w:after="0" w:line="276" w:lineRule="auto"/>
       </w:pPr>
       <w:r>
         <w:rPr>
@@ -2126,7 +2126,7 @@
           <w:lang w:val="ru-RU"/>
         </w:rPr>
         <w:ind w:left="567" w:hanging="567"/>
-        <w:spacing w:before="120" w:after="0" w:line="240" w:lineRule="auto"/>
+        <w:spacing w:before="120" w:after="0" w:line="276" w:lineRule="auto"/>
       </w:pPr>
       <w:r>
         <w:rPr>
@@ -2151,7 +2151,7 @@
           <w:lang w:val="ru-RU"/>
         </w:rPr>
         <w:ind w:left="567" w:hanging="567"/>
-        <w:spacing w:before="120" w:after="0" w:line="240" w:lineRule="auto"/>
+        <w:spacing w:before="120" w:after="0" w:line="276" w:lineRule="auto"/>
       </w:pPr>
       <w:r>
         <w:rPr>
@@ -2172,7 +2172,7 @@
           <w:lang w:val="ru-RU"/>
         </w:rPr>
         <w:ind w:left="567"/>
-        <w:spacing w:before="120" w:after="0" w:line="240" w:lineRule="auto"/>
+        <w:spacing w:before="120" w:after="0" w:line="276" w:lineRule="auto"/>
       </w:pPr>
       <w:r>
         <w:rPr>
@@ -2198,7 +2198,7 @@
           <w:lang w:val="ru-RU"/>
         </w:rPr>
         <w:ind w:left="0" w:hanging="567"/>
-        <w:spacing w:before="120" w:after="0" w:line="240" w:lineRule="auto"/>
+        <w:spacing w:before="120" w:after="0" w:line="276" w:lineRule="auto"/>
       </w:pPr>
       <w:r>
         <w:rPr>
@@ -2220,7 +2220,7 @@
           <w:lang w:val="ru-RU"/>
         </w:rPr>
         <w:ind w:left="0"/>
-        <w:spacing w:before="120" w:after="0" w:line="240" w:lineRule="auto"/>
+        <w:spacing w:before="120" w:after="0" w:line="276" w:lineRule="auto"/>
       </w:pPr>
       <w:r>
         <w:rPr>
@@ -2242,7 +2242,7 @@
           <w:lang w:val="ru-RU" w:eastAsia="uk-UA"/>
         </w:rPr>
         <w:ind w:left="0"/>
-        <w:spacing w:before="120" w:after="0" w:line="240" w:lineRule="auto"/>
+        <w:spacing w:before="120" w:after="0" w:line="276" w:lineRule="auto"/>
       </w:pPr>
       <w:r>
         <w:rPr>
@@ -2264,7 +2264,7 @@
           <w:lang w:val="ru-RU"/>
         </w:rPr>
         <w:ind w:left="0"/>
-        <w:spacing w:before="120" w:after="0" w:line="240" w:lineRule="auto"/>
+        <w:spacing w:before="120" w:after="0" w:line="276" w:lineRule="auto"/>
       </w:pPr>
       <w:r>
         <w:rPr>
@@ -2283,7 +2283,7 @@
           <w:szCs w:val="21"/>
           <w:lang w:val="ru-RU" w:eastAsia="uk-UA"/>
         </w:rPr>
-        <w:spacing w:before="120" w:after="0" w:line="240" w:lineRule="auto"/>
+        <w:spacing w:before="120" w:after="0" w:line="276" w:lineRule="auto"/>
       </w:pPr>
       <w:r>
         <w:rPr>
@@ -2309,7 +2309,7 @@
           <w:lang w:val="ru-RU" w:eastAsia="uk-UA"/>
         </w:rPr>
         <w:ind w:left="567" w:hanging="567"/>
-        <w:spacing w:before="120" w:after="0" w:line="240" w:lineRule="auto"/>
+        <w:spacing w:before="120" w:after="0" w:line="276" w:lineRule="auto"/>
       </w:pPr>
       <w:r>
         <w:rPr>
@@ -2335,7 +2335,7 @@
           <w:lang w:val="ru-RU" w:eastAsia="uk-UA"/>
         </w:rPr>
         <w:ind w:left="567" w:hanging="567"/>
-        <w:spacing w:before="120" w:after="0" w:line="240" w:lineRule="auto"/>
+        <w:spacing w:before="120" w:after="0" w:line="276" w:lineRule="auto"/>
       </w:pPr>
       <w:r>
         <w:rPr>
@@ -2361,7 +2361,7 @@
           <w:lang w:val="ru-RU" w:eastAsia="uk-UA"/>
         </w:rPr>
         <w:ind w:left="567" w:hanging="567"/>
-        <w:spacing w:before="120" w:after="0" w:line="240" w:lineRule="auto"/>
+        <w:spacing w:before="120" w:after="0" w:line="276" w:lineRule="auto"/>
       </w:pPr>
       <w:r>
         <w:rPr>
@@ -2389,7 +2389,7 @@
           <w:lang w:val="ru-RU" w:eastAsia="uk-UA"/>
         </w:rPr>
         <w:ind w:left="1134" w:hanging="425"/>
-        <w:spacing w:before="120" w:after="0" w:line="240" w:lineRule="auto"/>
+        <w:spacing w:before="120" w:after="0" w:line="276" w:lineRule="auto"/>
       </w:pPr>
       <w:r>
         <w:rPr>
@@ -2417,7 +2417,7 @@
           <w:lang w:val="ru-RU" w:eastAsia="uk-UA"/>
         </w:rPr>
         <w:ind w:left="1134" w:hanging="425"/>
-        <w:spacing w:before="120" w:after="0" w:line="240" w:lineRule="auto"/>
+        <w:spacing w:before="120" w:after="0" w:line="276" w:lineRule="auto"/>
       </w:pPr>
       <w:r>
         <w:rPr>
@@ -2436,7 +2436,7 @@
           <w:szCs w:val="21"/>
           <w:lang w:val="ru-RU" w:eastAsia="uk-UA"/>
         </w:rPr>
-        <w:spacing w:before="120" w:after="0" w:line="240" w:lineRule="auto"/>
+        <w:spacing w:before="120" w:after="0" w:line="276" w:lineRule="auto"/>
       </w:pPr>
       <w:r>
         <w:rPr>
@@ -2462,7 +2462,7 @@
           <w:lang w:val="ru-RU" w:eastAsia="uk-UA"/>
         </w:rPr>
         <w:ind w:left="567" w:hanging="425"/>
-        <w:spacing w:before="120" w:after="0" w:line="240" w:lineRule="auto"/>
+        <w:spacing w:before="120" w:after="0" w:line="276" w:lineRule="auto"/>
       </w:pPr>
       <w:r>
         <w:rPr>
@@ -2488,7 +2488,7 @@
           <w:lang w:val="ru-RU" w:eastAsia="uk-UA"/>
         </w:rPr>
         <w:ind w:left="567" w:hanging="425"/>
-        <w:spacing w:before="120" w:after="0" w:line="240" w:lineRule="auto"/>
+        <w:spacing w:before="120" w:after="0" w:line="276" w:lineRule="auto"/>
       </w:pPr>
       <w:r>
         <w:rPr>
@@ -2514,7 +2514,7 @@
           <w:lang w:val="ru-RU" w:eastAsia="uk-UA"/>
         </w:rPr>
         <w:ind w:left="567" w:hanging="425"/>
-        <w:spacing w:before="120" w:after="0" w:line="240" w:lineRule="auto"/>
+        <w:spacing w:before="120" w:after="0" w:line="276" w:lineRule="auto"/>
       </w:pPr>
       <w:r>
         <w:rPr/>
@@ -2530,7 +2530,7 @@
           <w:szCs w:val="21"/>
           <w:lang w:val="ru-RU" w:eastAsia="uk-UA"/>
         </w:rPr>
-        <w:spacing w:before="120" w:after="0" w:line="240" w:lineRule="auto"/>
+        <w:spacing w:before="120" w:after="0" w:line="276" w:lineRule="auto"/>
       </w:pPr>
       <w:r>
         <w:rPr>
@@ -2552,7 +2552,7 @@
           <w:lang w:val="ru-RU"/>
         </w:rPr>
         <w:ind w:left="0"/>
-        <w:spacing w:before="120" w:after="0" w:line="240" w:lineRule="auto"/>
+        <w:spacing w:before="120" w:after="0" w:line="276" w:lineRule="auto"/>
       </w:pPr>
       <w:r>
         <w:rPr>
@@ -2577,7 +2577,7 @@
           <w:lang w:val="ru-RU"/>
         </w:rPr>
         <w:ind w:left="567" w:hanging="567"/>
-        <w:spacing w:before="120" w:after="0" w:line="240" w:lineRule="auto"/>
+        <w:spacing w:before="120" w:after="0" w:line="276" w:lineRule="auto"/>
       </w:pPr>
       <w:r>
         <w:rPr>
@@ -2602,7 +2602,7 @@
           <w:lang w:val="ru-RU"/>
         </w:rPr>
         <w:ind w:left="567" w:hanging="567"/>
-        <w:spacing w:before="120" w:after="0" w:line="240" w:lineRule="auto"/>
+        <w:spacing w:before="120" w:after="0" w:line="276" w:lineRule="auto"/>
       </w:pPr>
       <w:r>
         <w:rPr>
@@ -2627,7 +2627,7 @@
           <w:lang w:val="ru-RU"/>
         </w:rPr>
         <w:ind w:left="567" w:hanging="567"/>
-        <w:spacing w:before="120" w:after="0" w:line="240" w:lineRule="auto"/>
+        <w:spacing w:before="120" w:after="0" w:line="276" w:lineRule="auto"/>
       </w:pPr>
       <w:r>
         <w:rPr>
@@ -2652,7 +2652,7 @@
           <w:lang w:val="ru-RU"/>
         </w:rPr>
         <w:ind w:left="567" w:hanging="567"/>
-        <w:spacing w:before="120" w:after="0" w:line="240" w:lineRule="auto"/>
+        <w:spacing w:before="120" w:after="0" w:line="276" w:lineRule="auto"/>
       </w:pPr>
       <w:r>
         <w:rPr>
@@ -2677,7 +2677,7 @@
           <w:lang w:val="ru-RU"/>
         </w:rPr>
         <w:ind w:left="567" w:hanging="567"/>
-        <w:spacing w:before="120" w:after="0" w:line="240" w:lineRule="auto"/>
+        <w:spacing w:before="120" w:after="0" w:line="276" w:lineRule="auto"/>
       </w:pPr>
       <w:r>
         <w:rPr>
@@ -2698,7 +2698,7 @@
           <w:lang w:val="ru-RU"/>
         </w:rPr>
         <w:ind w:left="0"/>
-        <w:spacing w:before="120" w:after="0" w:line="240" w:lineRule="auto"/>
+        <w:spacing w:before="120" w:after="0" w:line="276" w:lineRule="auto"/>
       </w:pPr>
       <w:r>
         <w:rPr>
@@ -2724,7 +2724,7 @@
           <w:lang w:val="ru-RU"/>
         </w:rPr>
         <w:ind w:left="0" w:hanging="567"/>
-        <w:spacing w:before="120" w:after="0" w:line="240" w:lineRule="auto"/>
+        <w:spacing w:before="120" w:after="0" w:line="276" w:lineRule="auto"/>
       </w:pPr>
       <w:r>
         <w:rPr>
@@ -2746,7 +2746,7 @@
           <w:lang w:val="ru-RU"/>
         </w:rPr>
         <w:ind w:left="0"/>
-        <w:spacing w:before="120" w:after="0" w:line="240" w:lineRule="auto"/>
+        <w:spacing w:before="120" w:after="0" w:line="276" w:lineRule="auto"/>
       </w:pPr>
       <w:r>
         <w:rPr>
@@ -2764,7 +2764,7 @@
           <w:szCs w:val="21"/>
           <w:lang w:val="ru-RU"/>
         </w:rPr>
-        <w:spacing w:before="120" w:after="0" w:line="240" w:lineRule="auto"/>
+        <w:spacing w:before="120" w:after="0" w:line="276" w:lineRule="auto"/>
       </w:pPr>
       <w:r>
         <w:rPr>
@@ -2782,7 +2782,7 @@
           <w:szCs w:val="21"/>
           <w:lang w:val="ru-RU"/>
         </w:rPr>
-        <w:spacing w:before="120" w:after="0" w:line="240" w:lineRule="auto"/>
+        <w:spacing w:before="120" w:after="0" w:line="276" w:lineRule="auto"/>
       </w:pPr>
       <w:r>
         <w:rPr>
@@ -2800,7 +2800,7 @@
           <w:szCs w:val="21"/>
           <w:lang w:val="ru-RU"/>
         </w:rPr>
-        <w:spacing w:before="120" w:after="0" w:line="240" w:lineRule="auto"/>
+        <w:spacing w:before="120" w:after="0" w:line="276" w:lineRule="auto"/>
       </w:pPr>
       <w:r>
         <w:rPr>
@@ -2818,7 +2818,7 @@
           <w:szCs w:val="21"/>
           <w:lang w:val="ru-RU"/>
         </w:rPr>
-        <w:spacing w:before="120" w:after="0" w:line="240" w:lineRule="auto"/>
+        <w:spacing w:before="120" w:after="0" w:line="276" w:lineRule="auto"/>
       </w:pPr>
       <w:r>
         <w:rPr>
@@ -2843,7 +2843,7 @@
           <w:lang w:val="ru-RU"/>
         </w:rPr>
         <w:ind w:left="567" w:hanging="425"/>
-        <w:spacing w:before="120" w:after="0" w:line="240" w:lineRule="auto"/>
+        <w:spacing w:before="120" w:after="0" w:line="276" w:lineRule="auto"/>
       </w:pPr>
       <w:r>
         <w:rPr>
@@ -2868,7 +2868,7 @@
           <w:lang w:val="ru-RU"/>
         </w:rPr>
         <w:ind w:left="567" w:hanging="425"/>
-        <w:spacing w:before="120" w:after="0" w:line="240" w:lineRule="auto"/>
+        <w:spacing w:before="120" w:after="0" w:line="276" w:lineRule="auto"/>
       </w:pPr>
       <w:r>
         <w:rPr>
@@ -2886,7 +2886,7 @@
           <w:szCs w:val="21"/>
           <w:lang w:val="ru-RU"/>
         </w:rPr>
-        <w:spacing w:before="120" w:after="0" w:line="240" w:lineRule="auto"/>
+        <w:spacing w:before="120" w:after="0" w:line="276" w:lineRule="auto"/>
       </w:pPr>
       <w:r>
         <w:rPr>
@@ -2904,7 +2904,7 @@
           <w:szCs w:val="21"/>
           <w:lang w:val="ru-RU"/>
         </w:rPr>
-        <w:spacing w:before="120" w:after="0" w:line="240" w:lineRule="auto"/>
+        <w:spacing w:before="120" w:after="0" w:line="276" w:lineRule="auto"/>
       </w:pPr>
       <w:r>
         <w:rPr>
@@ -2922,7 +2922,7 @@
           <w:szCs w:val="21"/>
           <w:lang w:val="ru-RU"/>
         </w:rPr>
-        <w:spacing w:before="120" w:after="0" w:line="240" w:lineRule="auto"/>
+        <w:spacing w:before="120" w:after="0" w:line="276" w:lineRule="auto"/>
       </w:pPr>
       <w:r>
         <w:rPr>
@@ -2940,7 +2940,7 @@
           <w:szCs w:val="21"/>
           <w:lang w:val="ru-RU"/>
         </w:rPr>
-        <w:spacing w:before="120" w:after="0" w:line="240" w:lineRule="auto"/>
+        <w:spacing w:before="120" w:after="0" w:line="276" w:lineRule="auto"/>
       </w:pPr>
       <w:r>
         <w:rPr>
@@ -2965,7 +2965,7 @@
           <w:lang w:val="ru-RU"/>
         </w:rPr>
         <w:ind w:left="567" w:hanging="425"/>
-        <w:spacing w:before="120" w:after="0" w:line="240" w:lineRule="auto"/>
+        <w:spacing w:before="120" w:after="0" w:line="276" w:lineRule="auto"/>
       </w:pPr>
       <w:r>
         <w:rPr>
@@ -2990,7 +2990,7 @@
           <w:lang w:val="ru-RU"/>
         </w:rPr>
         <w:ind w:left="567" w:hanging="425"/>
-        <w:spacing w:before="120" w:after="0" w:line="240" w:lineRule="auto"/>
+        <w:spacing w:before="120" w:after="0" w:line="276" w:lineRule="auto"/>
       </w:pPr>
       <w:r>
         <w:rPr>
@@ -3015,7 +3015,7 @@
           <w:lang w:val="ru-RU"/>
         </w:rPr>
         <w:ind w:left="567" w:hanging="425"/>
-        <w:spacing w:before="120" w:after="0" w:line="240" w:lineRule="auto"/>
+        <w:spacing w:before="120" w:after="0" w:line="276" w:lineRule="auto"/>
       </w:pPr>
       <w:r>
         <w:rPr>
@@ -3036,7 +3036,7 @@
           <w:lang w:val="ru-RU"/>
         </w:rPr>
         <w:ind w:left="0"/>
-        <w:spacing w:before="120" w:after="0" w:line="240" w:lineRule="auto"/>
+        <w:spacing w:before="120" w:after="0" w:line="276" w:lineRule="auto"/>
       </w:pPr>
       <w:r>
         <w:rPr>
@@ -3058,7 +3058,7 @@
           <w:lang w:val="ru-RU"/>
         </w:rPr>
         <w:ind w:left="0"/>
-        <w:spacing w:before="120" w:after="0" w:line="240" w:lineRule="auto"/>
+        <w:spacing w:before="120" w:after="0" w:line="276" w:lineRule="auto"/>
       </w:pPr>
       <w:r>
         <w:rPr>
@@ -3083,7 +3083,7 @@
           <w:lang w:val="ru-RU"/>
         </w:rPr>
         <w:ind w:left="567" w:hanging="567"/>
-        <w:spacing w:before="120" w:after="0" w:line="240" w:lineRule="auto"/>
+        <w:spacing w:before="120" w:after="0" w:line="276" w:lineRule="auto"/>
       </w:pPr>
       <w:r>
         <w:rPr>
@@ -3108,7 +3108,7 @@
           <w:lang w:val="ru-RU"/>
         </w:rPr>
         <w:ind w:left="567" w:hanging="567"/>
-        <w:spacing w:before="120" w:after="0" w:line="240" w:lineRule="auto"/>
+        <w:spacing w:before="120" w:after="0" w:line="276" w:lineRule="auto"/>
       </w:pPr>
       <w:r>
         <w:rPr>
@@ -3133,7 +3133,7 @@
           <w:lang w:val="ru-RU"/>
         </w:rPr>
         <w:ind w:left="567" w:hanging="567"/>
-        <w:spacing w:before="120" w:after="0" w:line="240" w:lineRule="auto"/>
+        <w:spacing w:before="120" w:after="0" w:line="276" w:lineRule="auto"/>
       </w:pPr>
       <w:r>
         <w:rPr>
@@ -3158,7 +3158,7 @@
           <w:lang w:val="ru-RU"/>
         </w:rPr>
         <w:ind w:left="567" w:hanging="567"/>
-        <w:spacing w:before="120" w:after="0" w:line="240" w:lineRule="auto"/>
+        <w:spacing w:before="120" w:after="0" w:line="276" w:lineRule="auto"/>
       </w:pPr>
       <w:r>
         <w:rPr>
@@ -3183,7 +3183,7 @@
           <w:lang w:val="ru-RU"/>
         </w:rPr>
         <w:ind w:left="567" w:hanging="567"/>
-        <w:spacing w:before="120" w:after="0" w:line="240" w:lineRule="auto"/>
+        <w:spacing w:before="120" w:after="0" w:line="276" w:lineRule="auto"/>
       </w:pPr>
       <w:r>
         <w:rPr>
@@ -3206,7 +3206,7 @@
           <w:lang w:val="ru-RU"/>
         </w:rPr>
         <w:ind w:left="0"/>
-        <w:spacing w:before="120" w:after="0" w:line="240" w:lineRule="auto"/>
+        <w:spacing w:before="120" w:after="0" w:line="276" w:lineRule="auto"/>
       </w:pPr>
       <w:r>
         <w:rPr>
@@ -3232,7 +3232,7 @@
           <w:lang w:val="ru-RU"/>
         </w:rPr>
         <w:ind w:left="0" w:hanging="567"/>
-        <w:spacing w:before="120" w:after="0" w:line="240" w:lineRule="auto"/>
+        <w:spacing w:before="120" w:after="0" w:line="276" w:lineRule="auto"/>
       </w:pPr>
       <w:r>
         <w:rPr>
@@ -3254,7 +3254,7 @@
           <w:lang w:val="ru-RU"/>
         </w:rPr>
         <w:ind w:left="0"/>
-        <w:spacing w:before="120" w:after="0" w:line="240" w:lineRule="auto"/>
+        <w:spacing w:before="120" w:after="0" w:line="276" w:lineRule="auto"/>
       </w:pPr>
       <w:r>
         <w:rPr>
@@ -3275,7 +3275,7 @@
           <w:lang w:val="ru-RU"/>
         </w:rPr>
         <w:ind w:left="0"/>
-        <w:spacing w:before="120" w:after="0" w:line="240" w:lineRule="auto"/>
+        <w:spacing w:before="120" w:after="0" w:line="276" w:lineRule="auto"/>
       </w:pPr>
       <w:r>
         <w:rPr>
@@ -3293,7 +3293,7 @@
           <w:szCs w:val="21"/>
           <w:lang w:val="ru-RU"/>
         </w:rPr>
-        <w:spacing w:before="120" w:after="0" w:line="240" w:lineRule="auto"/>
+        <w:spacing w:before="120" w:after="0" w:line="276" w:lineRule="auto"/>
       </w:pPr>
       <w:r>
         <w:rPr>
@@ -3311,7 +3311,7 @@
           <w:szCs w:val="21"/>
           <w:lang w:val="ru-RU"/>
         </w:rPr>
-        <w:spacing w:before="120" w:after="0" w:line="240" w:lineRule="auto"/>
+        <w:spacing w:before="120" w:after="0" w:line="276" w:lineRule="auto"/>
       </w:pPr>
       <w:r>
         <w:rPr>
@@ -3329,7 +3329,7 @@
           <w:szCs w:val="21"/>
           <w:lang w:val="ru-RU"/>
         </w:rPr>
-        <w:spacing w:before="120" w:after="0" w:line="240" w:lineRule="auto"/>
+        <w:spacing w:before="120" w:after="0" w:line="276" w:lineRule="auto"/>
       </w:pPr>
       <w:r>
         <w:rPr/>
@@ -3347,7 +3347,7 @@
           <w:lang w:val="ru-RU"/>
         </w:rPr>
         <w:ind w:left="0"/>
-        <w:spacing w:before="120" w:after="0" w:line="240" w:lineRule="auto"/>
+        <w:spacing w:before="120" w:after="0" w:line="276" w:lineRule="auto"/>
       </w:pPr>
       <w:r>
         <w:rPr>
@@ -3369,7 +3369,7 @@
           <w:lang w:val="ru-RU"/>
         </w:rPr>
         <w:ind w:left="0"/>
-        <w:spacing w:before="120" w:after="0" w:line="240" w:lineRule="auto"/>
+        <w:spacing w:before="120" w:after="0" w:line="276" w:lineRule="auto"/>
       </w:pPr>
       <w:r>
         <w:rPr>
@@ -3394,7 +3394,7 @@
           <w:lang w:val="ru-RU"/>
         </w:rPr>
         <w:ind w:left="567" w:hanging="567"/>
-        <w:spacing w:before="120" w:after="0" w:line="240" w:lineRule="auto"/>
+        <w:spacing w:before="120" w:after="0" w:line="276" w:lineRule="auto"/>
       </w:pPr>
       <w:r>
         <w:rPr>
@@ -3419,7 +3419,7 @@
           <w:lang w:val="ru-RU"/>
         </w:rPr>
         <w:ind w:left="567" w:hanging="567"/>
-        <w:spacing w:before="120" w:after="0" w:line="240" w:lineRule="auto"/>
+        <w:spacing w:before="120" w:after="0" w:line="276" w:lineRule="auto"/>
       </w:pPr>
       <w:r>
         <w:rPr>
@@ -3440,7 +3440,7 @@
           <w:lang w:val="ru-RU"/>
         </w:rPr>
         <w:ind w:left="0"/>
-        <w:spacing w:before="120" w:after="0" w:line="240" w:lineRule="auto"/>
+        <w:spacing w:before="120" w:after="0" w:line="276" w:lineRule="auto"/>
       </w:pPr>
       <w:r>
         <w:rPr>
@@ -3466,7 +3466,7 @@
           <w:lang w:val="ru-RU"/>
         </w:rPr>
         <w:ind w:left="0" w:hanging="567"/>
-        <w:spacing w:before="120" w:after="0" w:line="240" w:lineRule="auto"/>
+        <w:spacing w:before="120" w:after="0" w:line="276" w:lineRule="auto"/>
       </w:pPr>
       <w:r>
         <w:rPr>
@@ -3493,7 +3493,7 @@
           <w:lang w:val="ru-RU"/>
         </w:rPr>
         <w:ind w:left="0" w:hanging="567"/>
-        <w:spacing w:before="120" w:after="0" w:line="240" w:lineRule="auto"/>
+        <w:spacing w:before="120" w:after="0" w:line="276" w:lineRule="auto"/>
       </w:pPr>
       <w:r>
         <w:rPr>
@@ -3512,7 +3512,7 @@
           <w:u w:val="single"/>
           <w:lang w:val="ru-RU"/>
         </w:rPr>
-        <w:spacing w:before="120" w:after="0" w:line="240" w:lineRule="auto"/>
+        <w:spacing w:before="120" w:after="0" w:line="276" w:lineRule="auto"/>
       </w:pPr>
       <w:r>
         <w:rPr>
@@ -3530,7 +3530,7 @@
           <w:szCs w:val="21"/>
           <w:lang w:val="ru-RU"/>
         </w:rPr>
-        <w:spacing w:before="120" w:after="0" w:line="240" w:lineRule="auto"/>
+        <w:spacing w:before="120" w:after="0" w:line="276" w:lineRule="auto"/>
       </w:pPr>
       <w:r>
         <w:rPr>
@@ -3548,7 +3548,7 @@
           <w:szCs w:val="21"/>
           <w:lang w:val="ru-RU"/>
         </w:rPr>
-        <w:spacing w:before="120" w:after="0" w:line="240" w:lineRule="auto"/>
+        <w:spacing w:before="120" w:after="0" w:line="276" w:lineRule="auto"/>
       </w:pPr>
       <w:r>
         <w:rPr>
@@ -3567,7 +3567,7 @@
           <w:u w:val="single"/>
           <w:lang w:val="ru-RU"/>
         </w:rPr>
-        <w:spacing w:before="120" w:after="0" w:line="240" w:lineRule="auto"/>
+        <w:spacing w:before="120" w:after="0" w:line="276" w:lineRule="auto"/>
       </w:pPr>
       <w:r>
         <w:rPr>
@@ -3592,7 +3592,7 @@
           <w:lang w:val="ru-RU"/>
         </w:rPr>
         <w:ind w:left="567" w:hanging="425"/>
-        <w:spacing w:before="120" w:after="0" w:line="240" w:lineRule="auto"/>
+        <w:spacing w:before="120" w:after="0" w:line="276" w:lineRule="auto"/>
       </w:pPr>
       <w:r>
         <w:rPr>
@@ -3617,7 +3617,7 @@
           <w:lang w:val="ru-RU"/>
         </w:rPr>
         <w:ind w:left="567" w:hanging="425"/>
-        <w:spacing w:before="120" w:after="0" w:line="240" w:lineRule="auto"/>
+        <w:spacing w:before="120" w:after="0" w:line="276" w:lineRule="auto"/>
       </w:pPr>
       <w:r>
         <w:rPr>
@@ -3642,7 +3642,7 @@
           <w:lang w:val="ru-RU"/>
         </w:rPr>
         <w:ind w:left="567" w:hanging="425"/>
-        <w:spacing w:before="120" w:after="0" w:line="240" w:lineRule="auto"/>
+        <w:spacing w:before="120" w:after="0" w:line="276" w:lineRule="auto"/>
       </w:pPr>
       <w:r>
         <w:rPr>
@@ -3667,7 +3667,7 @@
           <w:lang w:val="ru-RU"/>
         </w:rPr>
         <w:ind w:left="567" w:hanging="425"/>
-        <w:spacing w:before="120" w:after="0" w:line="240" w:lineRule="auto"/>
+        <w:spacing w:before="120" w:after="0" w:line="276" w:lineRule="auto"/>
       </w:pPr>
       <w:r>
         <w:rPr>
@@ -3692,7 +3692,7 @@
           <w:lang w:val="ru-RU"/>
         </w:rPr>
         <w:ind w:left="567" w:hanging="425"/>
-        <w:spacing w:before="120" w:after="0" w:line="240" w:lineRule="auto"/>
+        <w:spacing w:before="120" w:after="0" w:line="276" w:lineRule="auto"/>
       </w:pPr>
       <w:r>
         <w:rPr>
@@ -3717,7 +3717,7 @@
           <w:lang w:val="ru-RU"/>
         </w:rPr>
         <w:ind w:left="567" w:hanging="425"/>
-        <w:spacing w:before="120" w:after="0" w:line="240" w:lineRule="auto"/>
+        <w:spacing w:before="120" w:after="0" w:line="276" w:lineRule="auto"/>
       </w:pPr>
       <w:r>
         <w:rPr>
@@ -3735,7 +3735,7 @@
           <w:szCs w:val="21"/>
           <w:lang w:val="ru-RU"/>
         </w:rPr>
-        <w:spacing w:before="120" w:after="0" w:line="240" w:lineRule="auto"/>
+        <w:spacing w:before="120" w:after="0" w:line="276" w:lineRule="auto"/>
       </w:pPr>
       <w:r>
         <w:rPr>
@@ -3753,7 +3753,7 @@
           <w:szCs w:val="21"/>
           <w:lang w:val="ru-RU"/>
         </w:rPr>
-        <w:spacing w:before="120" w:after="0" w:line="240" w:lineRule="auto"/>
+        <w:spacing w:before="120" w:after="0" w:line="276" w:lineRule="auto"/>
       </w:pPr>
       <w:r>
         <w:rPr>
@@ -3778,7 +3778,7 @@
           <w:lang w:val="ru-RU"/>
         </w:rPr>
         <w:ind w:left="567" w:hanging="567"/>
-        <w:spacing w:before="120" w:after="0" w:line="240" w:lineRule="auto"/>
+        <w:spacing w:before="120" w:after="0" w:line="276" w:lineRule="auto"/>
       </w:pPr>
       <w:r>
         <w:rPr>
@@ -3803,7 +3803,7 @@
           <w:lang w:val="ru-RU"/>
         </w:rPr>
         <w:ind w:left="567" w:hanging="567"/>
-        <w:spacing w:before="120" w:after="0" w:line="240" w:lineRule="auto"/>
+        <w:spacing w:before="120" w:after="0" w:line="276" w:lineRule="auto"/>
       </w:pPr>
       <w:r>
         <w:rPr>
@@ -3821,7 +3821,7 @@
           <w:szCs w:val="21"/>
           <w:lang w:val="ru-RU"/>
         </w:rPr>
-        <w:spacing w:before="120" w:after="0" w:line="240" w:lineRule="auto"/>
+        <w:spacing w:before="120" w:after="0" w:line="276" w:lineRule="auto"/>
       </w:pPr>
       <w:r>
         <w:rPr>
@@ -3847,7 +3847,7 @@
           <w:lang w:val="ru-RU"/>
         </w:rPr>
         <w:ind w:left="0" w:hanging="567"/>
-        <w:spacing w:before="120" w:after="0" w:line="240" w:lineRule="auto"/>
+        <w:spacing w:before="120" w:after="0" w:line="276" w:lineRule="auto"/>
       </w:pPr>
       <w:r>
         <w:rPr>
@@ -3869,7 +3869,7 @@
           <w:lang w:val="ru-RU"/>
         </w:rPr>
         <w:ind w:left="0"/>
-        <w:spacing w:before="120" w:after="0" w:line="240" w:lineRule="auto"/>
+        <w:spacing w:before="120" w:after="0" w:line="276" w:lineRule="auto"/>
       </w:pPr>
       <w:r>
         <w:rPr>
@@ -3894,7 +3894,7 @@
           <w:lang w:val="ru-RU"/>
         </w:rPr>
         <w:ind w:left="567" w:hanging="567"/>
-        <w:spacing w:before="120" w:after="0" w:line="240" w:lineRule="auto"/>
+        <w:spacing w:before="120" w:after="0" w:line="276" w:lineRule="auto"/>
       </w:pPr>
       <w:r>
         <w:rPr>
@@ -3915,7 +3915,7 @@
           <w:lang w:val="ru-RU"/>
         </w:rPr>
         <w:ind w:left="567"/>
-        <w:spacing w:before="120" w:after="0" w:line="240" w:lineRule="auto"/>
+        <w:spacing w:before="120" w:after="0" w:line="276" w:lineRule="auto"/>
       </w:pPr>
       <w:r>
         <w:rPr>
@@ -3936,7 +3936,7 @@
           <w:lang w:val="ru-RU"/>
         </w:rPr>
         <w:ind w:left="567"/>
-        <w:spacing w:before="120" w:after="0" w:line="240" w:lineRule="auto"/>
+        <w:spacing w:before="120" w:after="0" w:line="276" w:lineRule="auto"/>
       </w:pPr>
       <w:r>
         <w:rPr>
@@ -3961,7 +3961,7 @@
           <w:lang w:val="ru-RU"/>
         </w:rPr>
         <w:ind w:left="567" w:hanging="567"/>
-        <w:spacing w:before="120" w:after="0" w:line="240" w:lineRule="auto"/>
+        <w:spacing w:before="120" w:after="0" w:line="276" w:lineRule="auto"/>
       </w:pPr>
       <w:r>
         <w:rPr>
@@ -3982,7 +3982,7 @@
           <w:lang w:val="ru-RU"/>
         </w:rPr>
         <w:ind w:left="567"/>
-        <w:spacing w:before="120" w:after="0" w:line="240" w:lineRule="auto"/>
+        <w:spacing w:before="120" w:after="0" w:line="276" w:lineRule="auto"/>
       </w:pPr>
       <w:r>
         <w:rPr>
@@ -4003,7 +4003,7 @@
           <w:lang w:val="ru-RU"/>
         </w:rPr>
         <w:ind w:left="567"/>
-        <w:spacing w:before="120" w:after="0" w:line="240" w:lineRule="auto"/>
+        <w:spacing w:before="120" w:after="0" w:line="276" w:lineRule="auto"/>
       </w:pPr>
       <w:r>
         <w:rPr/>
@@ -4025,7 +4025,7 @@
           <w:lang w:val="ru-RU"/>
         </w:rPr>
         <w:ind w:left="567" w:hanging="567"/>
-        <w:spacing w:before="120" w:after="0" w:line="240" w:lineRule="auto"/>
+        <w:spacing w:before="120" w:after="0" w:line="276" w:lineRule="auto"/>
       </w:pPr>
       <w:r>
         <w:rPr>
@@ -4046,7 +4046,7 @@
           <w:lang w:val="ru-RU"/>
         </w:rPr>
         <w:ind w:left="567"/>
-        <w:spacing w:before="120" w:after="0" w:line="240" w:lineRule="auto"/>
+        <w:spacing w:before="120" w:after="0" w:line="276" w:lineRule="auto"/>
       </w:pPr>
       <w:r>
         <w:rPr>
@@ -4071,7 +4071,7 @@
           <w:lang w:val="ru-RU"/>
         </w:rPr>
         <w:ind w:left="567" w:hanging="567"/>
-        <w:spacing w:before="120" w:after="0" w:line="240" w:lineRule="auto"/>
+        <w:spacing w:before="120" w:after="0" w:line="276" w:lineRule="auto"/>
       </w:pPr>
       <w:r>
         <w:rPr>
@@ -4092,7 +4092,7 @@
           <w:lang w:val="ru-RU"/>
         </w:rPr>
         <w:ind w:left="567"/>
-        <w:spacing w:before="120" w:after="0" w:line="240" w:lineRule="auto"/>
+        <w:spacing w:before="120" w:after="0" w:line="276" w:lineRule="auto"/>
       </w:pPr>
       <w:r>
         <w:rPr>
@@ -4117,7 +4117,7 @@
           <w:lang w:val="ru-RU"/>
         </w:rPr>
         <w:ind w:left="567" w:hanging="567"/>
-        <w:spacing w:before="120" w:after="0" w:line="240" w:lineRule="auto"/>
+        <w:spacing w:before="120" w:after="0" w:line="276" w:lineRule="auto"/>
       </w:pPr>
       <w:r>
         <w:rPr>
@@ -4138,7 +4138,7 @@
           <w:lang w:val="ru-RU"/>
         </w:rPr>
         <w:ind w:left="567"/>
-        <w:spacing w:before="120" w:after="0" w:line="240" w:lineRule="auto"/>
+        <w:spacing w:before="120" w:after="0" w:line="276" w:lineRule="auto"/>
       </w:pPr>
       <w:r>
         <w:rPr>
@@ -4159,7 +4159,7 @@
           <w:lang w:val="ru-RU"/>
         </w:rPr>
         <w:ind w:left="567"/>
-        <w:spacing w:before="120" w:after="0" w:line="240" w:lineRule="auto"/>
+        <w:spacing w:before="120" w:after="0" w:line="276" w:lineRule="auto"/>
       </w:pPr>
       <w:r>
         <w:rPr>
@@ -4184,7 +4184,7 @@
           <w:lang w:val="ru-RU"/>
         </w:rPr>
         <w:ind w:left="567" w:hanging="567"/>
-        <w:spacing w:before="120" w:after="0" w:line="240" w:lineRule="auto"/>
+        <w:spacing w:before="120" w:after="0" w:line="276" w:lineRule="auto"/>
       </w:pPr>
       <w:r>
         <w:rPr>
@@ -4205,7 +4205,7 @@
           <w:lang w:val="ru-RU"/>
         </w:rPr>
         <w:ind w:left="567"/>
-        <w:spacing w:before="120" w:after="0" w:line="240" w:lineRule="auto"/>
+        <w:spacing w:before="120" w:after="0" w:line="276" w:lineRule="auto"/>
       </w:pPr>
       <w:r>
         <w:rPr>
@@ -4230,7 +4230,7 @@
           <w:lang w:val="ru-RU"/>
         </w:rPr>
         <w:ind w:left="567" w:hanging="567"/>
-        <w:spacing w:before="120" w:after="0" w:line="240" w:lineRule="auto"/>
+        <w:spacing w:before="120" w:after="0" w:line="276" w:lineRule="auto"/>
       </w:pPr>
       <w:r>
         <w:rPr>
@@ -4251,7 +4251,7 @@
           <w:lang w:val="ru-RU"/>
         </w:rPr>
         <w:ind w:left="567"/>
-        <w:spacing w:before="120" w:after="0" w:line="240" w:lineRule="auto"/>
+        <w:spacing w:before="120" w:after="0" w:line="276" w:lineRule="auto"/>
       </w:pPr>
       <w:r>
         <w:rPr>
@@ -4276,7 +4276,7 @@
           <w:lang w:val="ru-RU"/>
         </w:rPr>
         <w:ind w:left="567" w:hanging="567"/>
-        <w:spacing w:before="120" w:after="0" w:line="240" w:lineRule="auto"/>
+        <w:spacing w:before="120" w:after="0" w:line="276" w:lineRule="auto"/>
       </w:pPr>
       <w:r>
         <w:rPr>
@@ -4297,7 +4297,7 @@
           <w:lang w:val="ru-RU"/>
         </w:rPr>
         <w:ind w:left="567"/>
-        <w:spacing w:before="120" w:after="0" w:line="240" w:lineRule="auto"/>
+        <w:spacing w:before="120" w:after="0" w:line="276" w:lineRule="auto"/>
       </w:pPr>
       <w:r>
         <w:rPr/>
@@ -4313,7 +4313,7 @@
           <w:u w:val="single"/>
           <w:lang w:val="ru-RU"/>
         </w:rPr>
-        <w:spacing w:before="120" w:after="0" w:line="240" w:lineRule="auto"/>
+        <w:spacing w:before="120" w:after="0" w:line="276" w:lineRule="auto"/>
       </w:pPr>
       <w:r>
         <w:rPr>
@@ -4338,7 +4338,7 @@
           <w:lang w:val="ru-RU"/>
         </w:rPr>
         <w:ind w:left="567" w:hanging="567"/>
-        <w:spacing w:before="120" w:after="0" w:line="240" w:lineRule="auto"/>
+        <w:spacing w:before="120" w:after="0" w:line="276" w:lineRule="auto"/>
       </w:pPr>
       <w:r>
         <w:rPr>
@@ -4363,7 +4363,7 @@
           <w:lang w:val="ru-RU"/>
         </w:rPr>
         <w:ind w:left="567" w:hanging="567"/>
-        <w:spacing w:before="120" w:after="0" w:line="240" w:lineRule="auto"/>
+        <w:spacing w:before="120" w:after="0" w:line="276" w:lineRule="auto"/>
       </w:pPr>
       <w:r>
         <w:rPr>
@@ -4388,7 +4388,7 @@
           <w:lang w:val="ru-RU"/>
         </w:rPr>
         <w:ind w:left="567" w:hanging="567"/>
-        <w:spacing w:before="120" w:after="0" w:line="240" w:lineRule="auto"/>
+        <w:spacing w:before="120" w:after="0" w:line="276" w:lineRule="auto"/>
       </w:pPr>
       <w:r>
         <w:rPr>
@@ -4413,7 +4413,7 @@
           <w:lang w:val="ru-RU"/>
         </w:rPr>
         <w:ind w:left="567" w:hanging="567"/>
-        <w:spacing w:before="120" w:after="0" w:line="240" w:lineRule="auto"/>
+        <w:spacing w:before="120" w:after="0" w:line="276" w:lineRule="auto"/>
       </w:pPr>
       <w:r>
         <w:rPr>
@@ -4438,7 +4438,7 @@
           <w:lang w:val="ru-RU"/>
         </w:rPr>
         <w:ind w:left="567" w:hanging="567"/>
-        <w:spacing w:before="120" w:after="0" w:line="240" w:lineRule="auto"/>
+        <w:spacing w:before="120" w:after="0" w:line="276" w:lineRule="auto"/>
       </w:pPr>
       <w:r>
         <w:rPr>
@@ -4461,7 +4461,7 @@
           <w:lang w:val="ru-RU"/>
         </w:rPr>
         <w:ind w:left="0"/>
-        <w:spacing w:before="120" w:after="0" w:line="240" w:lineRule="auto"/>
+        <w:spacing w:before="120" w:after="0" w:line="276" w:lineRule="auto"/>
       </w:pPr>
       <w:r>
         <w:rPr>
@@ -4487,7 +4487,7 @@
           <w:lang w:val="ru-RU"/>
         </w:rPr>
         <w:ind w:left="0" w:hanging="567"/>
-        <w:spacing w:before="120" w:after="0" w:line="240" w:lineRule="auto"/>
+        <w:spacing w:before="120" w:after="0" w:line="276" w:lineRule="auto"/>
       </w:pPr>
       <w:r>
         <w:rPr>
@@ -4506,7 +4506,7 @@
           <w:u w:val="single"/>
           <w:lang w:val="ru-RU"/>
         </w:rPr>
-        <w:spacing w:before="120" w:after="0" w:line="240" w:lineRule="auto"/>
+        <w:spacing w:before="120" w:after="0" w:line="276" w:lineRule="auto"/>
       </w:pPr>
       <w:r>
         <w:rPr>
@@ -4524,7 +4524,7 @@
           <w:szCs w:val="21"/>
           <w:lang w:val="ru-RU"/>
         </w:rPr>
-        <w:spacing w:before="120" w:after="0" w:line="240" w:lineRule="auto"/>
+        <w:spacing w:before="120" w:after="0" w:line="276" w:lineRule="auto"/>
       </w:pPr>
       <w:r>
         <w:rPr>
@@ -4542,7 +4542,7 @@
           <w:szCs w:val="21"/>
           <w:lang w:val="ru-RU"/>
         </w:rPr>
-        <w:spacing w:before="120" w:after="0" w:line="240" w:lineRule="auto"/>
+        <w:spacing w:before="120" w:after="0" w:line="276" w:lineRule="auto"/>
       </w:pPr>
       <w:r>
         <w:rPr>
@@ -4560,7 +4560,7 @@
           <w:szCs w:val="21"/>
           <w:lang w:val="ru-RU"/>
         </w:rPr>
-        <w:spacing w:before="120" w:after="0" w:line="240" w:lineRule="auto"/>
+        <w:spacing w:before="120" w:after="0" w:line="276" w:lineRule="auto"/>
       </w:pPr>
       <w:r>
         <w:rPr>
@@ -4578,7 +4578,7 @@
           <w:szCs w:val="21"/>
           <w:lang w:val="ru-RU"/>
         </w:rPr>
-        <w:spacing w:before="120" w:after="0" w:line="240" w:lineRule="auto"/>
+        <w:spacing w:before="120" w:after="0" w:line="276" w:lineRule="auto"/>
       </w:pPr>
       <w:r>
         <w:rPr>
@@ -4596,7 +4596,7 @@
           <w:szCs w:val="21"/>
           <w:lang w:val="ru-RU"/>
         </w:rPr>
-        <w:spacing w:before="120" w:after="0" w:line="240" w:lineRule="auto"/>
+        <w:spacing w:before="120" w:after="0" w:line="276" w:lineRule="auto"/>
       </w:pPr>
       <w:r>
         <w:rPr>
@@ -4618,7 +4618,7 @@
           <w:lang w:val="ru-RU"/>
         </w:rPr>
         <w:ind w:left="0"/>
-        <w:spacing w:before="120" w:after="0" w:line="240" w:lineRule="auto"/>
+        <w:spacing w:before="120" w:after="0" w:line="276" w:lineRule="auto"/>
       </w:pPr>
       <w:r>
         <w:rPr>
@@ -4643,7 +4643,7 @@
           <w:lang w:val="ru-RU"/>
         </w:rPr>
         <w:ind w:left="567" w:hanging="567"/>
-        <w:spacing w:before="120" w:after="0" w:line="240" w:lineRule="auto"/>
+        <w:spacing w:before="120" w:after="0" w:line="276" w:lineRule="auto"/>
       </w:pPr>
       <w:r>
         <w:rPr>
@@ -4668,7 +4668,7 @@
           <w:lang w:val="ru-RU"/>
         </w:rPr>
         <w:ind w:left="567" w:hanging="567"/>
-        <w:spacing w:before="120" w:after="0" w:line="240" w:lineRule="auto"/>
+        <w:spacing w:before="120" w:after="0" w:line="276" w:lineRule="auto"/>
       </w:pPr>
       <w:r>
         <w:rPr>
@@ -4693,7 +4693,7 @@
           <w:lang w:val="ru-RU"/>
         </w:rPr>
         <w:ind w:left="567" w:hanging="567"/>
-        <w:spacing w:before="120" w:after="0" w:line="240" w:lineRule="auto"/>
+        <w:spacing w:before="120" w:after="0" w:line="276" w:lineRule="auto"/>
       </w:pPr>
       <w:r>
         <w:rPr>
@@ -4718,7 +4718,7 @@
           <w:lang w:val="ru-RU"/>
         </w:rPr>
         <w:ind w:left="567" w:hanging="567"/>
-        <w:spacing w:before="120" w:after="0" w:line="240" w:lineRule="auto"/>
+        <w:spacing w:before="120" w:after="0" w:line="276" w:lineRule="auto"/>
       </w:pPr>
       <w:r>
         <w:rPr>
@@ -4743,7 +4743,7 @@
           <w:lang w:val="ru-RU"/>
         </w:rPr>
         <w:ind w:left="567" w:hanging="567"/>
-        <w:spacing w:before="120" w:after="0" w:line="240" w:lineRule="auto"/>
+        <w:spacing w:before="120" w:after="0" w:line="276" w:lineRule="auto"/>
       </w:pPr>
       <w:r>
         <w:rPr>
@@ -4765,7 +4765,7 @@
           <w:lang w:val="ru-RU"/>
         </w:rPr>
         <w:ind w:left="0"/>
-        <w:spacing w:before="120" w:after="0" w:line="240" w:lineRule="auto"/>
+        <w:spacing w:before="120" w:after="0" w:line="276" w:lineRule="auto"/>
       </w:pPr>
       <w:r>
         <w:rPr>
@@ -4791,7 +4791,7 @@
           <w:lang w:val="ru-RU"/>
         </w:rPr>
         <w:ind w:left="567" w:hanging="567"/>
-        <w:spacing w:before="120" w:after="0" w:line="240" w:lineRule="auto"/>
+        <w:spacing w:before="120" w:after="0" w:line="276" w:lineRule="auto"/>
       </w:pPr>
       <w:r>
         <w:rPr>
@@ -4817,7 +4817,7 @@
           <w:lang w:val="ru-RU"/>
         </w:rPr>
         <w:ind w:left="567" w:hanging="567"/>
-        <w:spacing w:before="120" w:after="0" w:line="240" w:lineRule="auto"/>
+        <w:spacing w:before="120" w:after="0" w:line="276" w:lineRule="auto"/>
       </w:pPr>
       <w:r>
         <w:rPr>
@@ -4843,7 +4843,7 @@
           <w:lang w:val="ru-RU"/>
         </w:rPr>
         <w:ind w:left="567" w:hanging="567"/>
-        <w:spacing w:before="120" w:after="0" w:line="240" w:lineRule="auto"/>
+        <w:spacing w:before="120" w:after="0" w:line="276" w:lineRule="auto"/>
       </w:pPr>
       <w:r>
         <w:rPr>
@@ -4863,7 +4863,7 @@
           <w:szCs w:val="21"/>
           <w:lang w:val="ru-RU"/>
         </w:rPr>
-        <w:spacing w:before="120" w:after="0" w:line="240" w:lineRule="auto"/>
+        <w:spacing w:before="120" w:after="0" w:line="276" w:lineRule="auto"/>
       </w:pPr>
       <w:r>
         <w:rPr>
@@ -4889,7 +4889,7 @@
           <w:lang w:val="ru-RU"/>
         </w:rPr>
         <w:ind w:left="0" w:hanging="567"/>
-        <w:spacing w:before="120" w:after="0" w:line="240" w:lineRule="auto"/>
+        <w:spacing w:before="120" w:after="0" w:line="276" w:lineRule="auto"/>
       </w:pPr>
       <w:r>
         <w:rPr>
@@ -4911,7 +4911,7 @@
           <w:lang w:val="ru-RU"/>
         </w:rPr>
         <w:ind w:left="0"/>
-        <w:spacing w:before="120" w:after="0" w:line="240" w:lineRule="auto"/>
+        <w:spacing w:before="120" w:after="0" w:line="276" w:lineRule="auto"/>
       </w:pPr>
       <w:r>
         <w:rPr>
@@ -4929,7 +4929,7 @@
           <w:szCs w:val="21"/>
           <w:lang w:val="ru-RU"/>
         </w:rPr>
-        <w:spacing w:before="120" w:after="0" w:line="240" w:lineRule="auto"/>
+        <w:spacing w:before="120" w:after="0" w:line="276" w:lineRule="auto"/>
       </w:pPr>
       <w:r>
         <w:rPr>
@@ -4947,7 +4947,7 @@
           <w:szCs w:val="21"/>
           <w:lang w:val="ru-RU"/>
         </w:rPr>
-        <w:spacing w:before="120" w:after="0" w:line="240" w:lineRule="auto"/>
+        <w:spacing w:before="120" w:after="0" w:line="276" w:lineRule="auto"/>
       </w:pPr>
       <w:r>
         <w:rPr>
@@ -4965,7 +4965,7 @@
           <w:szCs w:val="21"/>
           <w:lang w:val="ru-RU"/>
         </w:rPr>
-        <w:spacing w:before="120" w:after="0" w:line="240" w:lineRule="auto"/>
+        <w:spacing w:before="120" w:after="0" w:line="276" w:lineRule="auto"/>
       </w:pPr>
       <w:r>
         <w:rPr>
@@ -4983,7 +4983,7 @@
           <w:szCs w:val="21"/>
           <w:lang w:val="ru-RU"/>
         </w:rPr>
-        <w:spacing w:before="120" w:after="0" w:line="240" w:lineRule="auto"/>
+        <w:spacing w:before="120" w:after="0" w:line="276" w:lineRule="auto"/>
       </w:pPr>
       <w:r>
         <w:rPr/>
@@ -4998,7 +4998,7 @@
           <w:szCs w:val="21"/>
           <w:lang w:val="ru-RU"/>
         </w:rPr>
-        <w:spacing w:before="120" w:after="0" w:line="240" w:lineRule="auto"/>
+        <w:spacing w:before="120" w:after="0" w:line="276" w:lineRule="auto"/>
       </w:pPr>
       <w:r>
         <w:rPr>
@@ -5016,7 +5016,7 @@
           <w:szCs w:val="21"/>
           <w:lang w:val="ru-RU"/>
         </w:rPr>
-        <w:spacing w:before="120" w:after="0" w:line="240" w:lineRule="auto"/>
+        <w:spacing w:before="120" w:after="0" w:line="276" w:lineRule="auto"/>
       </w:pPr>
       <w:r>
         <w:rPr>
@@ -5034,7 +5034,7 @@
           <w:szCs w:val="21"/>
           <w:lang w:val="ru-RU"/>
         </w:rPr>
-        <w:spacing w:before="120" w:after="0" w:line="240" w:lineRule="auto"/>
+        <w:spacing w:before="120" w:after="0" w:line="276" w:lineRule="auto"/>
       </w:pPr>
       <w:r>
         <w:rPr>
@@ -5052,7 +5052,7 @@
           <w:szCs w:val="21"/>
           <w:lang w:val="ru-RU"/>
         </w:rPr>
-        <w:spacing w:before="120" w:after="0" w:line="240" w:lineRule="auto"/>
+        <w:spacing w:before="120" w:after="0" w:line="276" w:lineRule="auto"/>
       </w:pPr>
       <w:r>
         <w:rPr>
@@ -5074,7 +5074,7 @@
           <w:lang w:val="ru-RU"/>
         </w:rPr>
         <w:ind w:left="0"/>
-        <w:spacing w:before="120" w:after="0" w:line="240" w:lineRule="auto"/>
+        <w:spacing w:before="120" w:after="0" w:line="276" w:lineRule="auto"/>
       </w:pPr>
       <w:r>
         <w:rPr>
@@ -5099,7 +5099,7 @@
           <w:lang w:val="ru-RU"/>
         </w:rPr>
         <w:ind w:left="567" w:hanging="567"/>
-        <w:spacing w:before="120" w:after="0" w:line="240" w:lineRule="auto"/>
+        <w:spacing w:before="120" w:after="0" w:line="276" w:lineRule="auto"/>
       </w:pPr>
       <w:r>
         <w:rPr>
@@ -5124,7 +5124,7 @@
           <w:lang w:val="ru-RU"/>
         </w:rPr>
         <w:ind w:left="567" w:hanging="567"/>
-        <w:spacing w:before="120" w:after="0" w:line="240" w:lineRule="auto"/>
+        <w:spacing w:before="120" w:after="0" w:line="276" w:lineRule="auto"/>
       </w:pPr>
       <w:r>
         <w:rPr>
@@ -5149,7 +5149,7 @@
           <w:lang w:val="ru-RU"/>
         </w:rPr>
         <w:ind w:left="567" w:hanging="567"/>
-        <w:spacing w:before="120" w:after="0" w:line="240" w:lineRule="auto"/>
+        <w:spacing w:before="120" w:after="0" w:line="276" w:lineRule="auto"/>
       </w:pPr>
       <w:r>
         <w:rPr>
@@ -5174,7 +5174,7 @@
           <w:lang w:val="ru-RU"/>
         </w:rPr>
         <w:ind w:left="567" w:hanging="567"/>
-        <w:spacing w:before="120" w:after="0" w:line="240" w:lineRule="auto"/>
+        <w:spacing w:before="120" w:after="0" w:line="276" w:lineRule="auto"/>
       </w:pPr>
       <w:r>
         <w:rPr>
@@ -5199,7 +5199,7 @@
           <w:lang w:val="ru-RU"/>
         </w:rPr>
         <w:ind w:left="567" w:hanging="567"/>
-        <w:spacing w:before="120" w:after="0" w:line="240" w:lineRule="auto"/>
+        <w:spacing w:before="120" w:after="0" w:line="276" w:lineRule="auto"/>
       </w:pPr>
       <w:r>
         <w:rPr>
@@ -5224,7 +5224,7 @@
           <w:lang w:val="ru-RU"/>
         </w:rPr>
         <w:ind w:left="567" w:hanging="567"/>
-        <w:spacing w:before="120" w:after="0" w:line="240" w:lineRule="auto"/>
+        <w:spacing w:before="120" w:after="0" w:line="276" w:lineRule="auto"/>
       </w:pPr>
       <w:r>
         <w:rPr>
@@ -5243,7 +5243,7 @@
           <w:u w:val="single"/>
           <w:lang w:val="ru-RU"/>
         </w:rPr>
-        <w:spacing w:before="120" w:after="0" w:line="240" w:lineRule="auto"/>
+        <w:spacing w:before="120" w:after="0" w:line="276" w:lineRule="auto"/>
       </w:pPr>
       <w:r>
         <w:rPr>
@@ -5269,7 +5269,7 @@
           <w:lang w:val="ru-RU"/>
         </w:rPr>
         <w:ind w:left="0" w:hanging="567"/>
-        <w:spacing w:before="120" w:after="0" w:line="240" w:lineRule="auto"/>
+        <w:spacing w:before="120" w:after="0" w:line="276" w:lineRule="auto"/>
       </w:pPr>
       <w:r>
         <w:rPr>
@@ -5287,7 +5287,7 @@
           <w:szCs w:val="21"/>
           <w:lang w:val="ru-RU"/>
         </w:rPr>
-        <w:spacing w:before="120" w:after="0" w:line="240" w:lineRule="auto"/>
+        <w:spacing w:before="120" w:after="0" w:line="276" w:lineRule="auto"/>
       </w:pPr>
       <w:r>
         <w:rPr>
@@ -5305,7 +5305,7 @@
           <w:szCs w:val="21"/>
           <w:lang w:val="ru-RU"/>
         </w:rPr>
-        <w:spacing w:before="120" w:after="0" w:line="240" w:lineRule="auto"/>
+        <w:spacing w:before="120" w:after="0" w:line="276" w:lineRule="auto"/>
       </w:pPr>
       <w:r>
         <w:rPr>
@@ -5323,7 +5323,7 @@
           <w:szCs w:val="21"/>
           <w:lang w:val="ru-RU"/>
         </w:rPr>
-        <w:spacing w:before="120" w:after="0" w:line="240" w:lineRule="auto"/>
+        <w:spacing w:before="120" w:after="0" w:line="276" w:lineRule="auto"/>
       </w:pPr>
       <w:r>
         <w:rPr>
@@ -5341,7 +5341,7 @@
           <w:szCs w:val="21"/>
           <w:lang w:val="ru-RU"/>
         </w:rPr>
-        <w:spacing w:before="120" w:after="0" w:line="240" w:lineRule="auto"/>
+        <w:spacing w:before="120" w:after="0" w:line="276" w:lineRule="auto"/>
       </w:pPr>
       <w:r>
         <w:rPr>
@@ -5366,7 +5366,7 @@
           <w:lang w:val="ru-RU"/>
         </w:rPr>
         <w:ind w:left="567" w:hanging="567"/>
-        <w:spacing w:before="120" w:after="0" w:line="240" w:lineRule="auto"/>
+        <w:spacing w:before="120" w:after="0" w:line="276" w:lineRule="auto"/>
       </w:pPr>
       <w:r>
         <w:rPr>
@@ -5391,7 +5391,7 @@
           <w:lang w:val="ru-RU"/>
         </w:rPr>
         <w:ind w:left="567" w:hanging="567"/>
-        <w:spacing w:before="120" w:after="0" w:line="240" w:lineRule="auto"/>
+        <w:spacing w:before="120" w:after="0" w:line="276" w:lineRule="auto"/>
       </w:pPr>
       <w:r>
         <w:rPr>
@@ -5416,7 +5416,7 @@
           <w:lang w:val="ru-RU"/>
         </w:rPr>
         <w:ind w:left="567" w:hanging="567"/>
-        <w:spacing w:before="120" w:after="0" w:line="240" w:lineRule="auto"/>
+        <w:spacing w:before="120" w:after="0" w:line="276" w:lineRule="auto"/>
       </w:pPr>
       <w:r>
         <w:rPr>
@@ -5434,7 +5434,7 @@
           <w:szCs w:val="21"/>
           <w:lang w:val="ru-RU"/>
         </w:rPr>
-        <w:spacing w:before="120" w:after="0" w:line="240" w:lineRule="auto"/>
+        <w:spacing w:before="120" w:after="0" w:line="276" w:lineRule="auto"/>
       </w:pPr>
       <w:r>
         <w:rPr>
@@ -5452,7 +5452,7 @@
           <w:szCs w:val="21"/>
           <w:lang w:val="ru-RU"/>
         </w:rPr>
-        <w:spacing w:before="120" w:after="0" w:line="240" w:lineRule="auto"/>
+        <w:spacing w:before="120" w:after="0" w:line="276" w:lineRule="auto"/>
       </w:pPr>
       <w:r>
         <w:rPr>
@@ -5470,7 +5470,7 @@
           <w:szCs w:val="21"/>
           <w:lang w:val="ru-RU"/>
         </w:rPr>
-        <w:spacing w:before="120" w:after="0" w:line="240" w:lineRule="auto"/>
+        <w:spacing w:before="120" w:after="0" w:line="276" w:lineRule="auto"/>
       </w:pPr>
       <w:r>
         <w:rPr>
@@ -5488,7 +5488,7 @@
           <w:szCs w:val="21"/>
           <w:lang w:val="ru-RU"/>
         </w:rPr>
-        <w:spacing w:before="120" w:after="0" w:line="240" w:lineRule="auto"/>
+        <w:spacing w:before="120" w:after="0" w:line="276" w:lineRule="auto"/>
       </w:pPr>
       <w:r>
         <w:rPr>
@@ -5513,7 +5513,7 @@
           <w:lang w:val="ru-RU"/>
         </w:rPr>
         <w:ind w:left="567" w:hanging="567"/>
-        <w:spacing w:before="120" w:after="0" w:line="240" w:lineRule="auto"/>
+        <w:spacing w:before="120" w:after="0" w:line="276" w:lineRule="auto"/>
       </w:pPr>
       <w:r>
         <w:rPr>
@@ -5538,7 +5538,7 @@
           <w:lang w:val="ru-RU"/>
         </w:rPr>
         <w:ind w:left="567" w:hanging="567"/>
-        <w:spacing w:before="120" w:after="0" w:line="240" w:lineRule="auto"/>
+        <w:spacing w:before="120" w:after="0" w:line="276" w:lineRule="auto"/>
       </w:pPr>
       <w:r>
         <w:rPr>
@@ -5562,7 +5562,7 @@
           <w:szCs w:val="21"/>
           <w:lang w:val="ru-RU"/>
         </w:rPr>
-        <w:spacing w:before="120" w:after="0" w:line="240" w:lineRule="auto"/>
+        <w:spacing w:before="120" w:after="0" w:line="276" w:lineRule="auto"/>
       </w:pPr>
       <w:r>
         <w:rPr>
@@ -5586,7 +5586,7 @@
           <w:szCs w:val="21"/>
           <w:lang w:val="ru-RU"/>
         </w:rPr>
-        <w:spacing w:before="120" w:after="0" w:line="240" w:lineRule="auto"/>
+        <w:spacing w:before="120" w:after="0" w:line="276" w:lineRule="auto"/>
       </w:pPr>
       <w:r>
         <w:rPr>
@@ -5610,7 +5610,7 @@
           <w:szCs w:val="21"/>
           <w:lang w:val="ru-RU"/>
         </w:rPr>
-        <w:spacing w:before="120" w:after="0" w:line="240" w:lineRule="auto"/>
+        <w:spacing w:before="120" w:after="0" w:line="276" w:lineRule="auto"/>
       </w:pPr>
       <w:r>
         <w:rPr>
@@ -5634,7 +5634,7 @@
           <w:szCs w:val="21"/>
           <w:lang w:val="ru-RU"/>
         </w:rPr>
-        <w:spacing w:before="120" w:after="0" w:line="240" w:lineRule="auto"/>
+        <w:spacing w:before="120" w:after="0" w:line="276" w:lineRule="auto"/>
       </w:pPr>
       <w:r>
         <w:rPr>
@@ -5658,7 +5658,7 @@
           <w:szCs w:val="21"/>
           <w:lang w:val="ru-RU"/>
         </w:rPr>
-        <w:spacing w:before="120" w:after="0" w:line="240" w:lineRule="auto"/>
+        <w:spacing w:before="120" w:after="0" w:line="276" w:lineRule="auto"/>
       </w:pPr>
       <w:r>
         <w:rPr>
@@ -5682,7 +5682,7 @@
           <w:szCs w:val="21"/>
           <w:lang w:val="ru-RU"/>
         </w:rPr>
-        <w:spacing w:before="120" w:after="0" w:line="240" w:lineRule="auto"/>
+        <w:spacing w:before="120" w:after="0" w:line="276" w:lineRule="auto"/>
       </w:pPr>
       <w:r>
         <w:rPr>
@@ -5707,7 +5707,7 @@
           <w:lang w:val="ru-RU"/>
         </w:rPr>
         <w:ind w:left="567" w:hanging="567"/>
-        <w:spacing w:before="120" w:after="0" w:line="240" w:lineRule="auto"/>
+        <w:spacing w:before="120" w:after="0" w:line="276" w:lineRule="auto"/>
       </w:pPr>
       <w:r>
         <w:rPr>
@@ -5731,7 +5731,7 @@
           <w:szCs w:val="21"/>
           <w:lang w:val="ru-RU"/>
         </w:rPr>
-        <w:spacing w:before="120" w:after="0" w:line="240" w:lineRule="auto"/>
+        <w:spacing w:before="120" w:after="0" w:line="276" w:lineRule="auto"/>
       </w:pPr>
       <w:r>
         <w:rPr>
@@ -5755,7 +5755,7 @@
           <w:szCs w:val="21"/>
           <w:lang w:val="ru-RU"/>
         </w:rPr>
-        <w:spacing w:before="120" w:after="0" w:line="240" w:lineRule="auto"/>
+        <w:spacing w:before="120" w:after="0" w:line="276" w:lineRule="auto"/>
       </w:pPr>
       <w:r>
         <w:rPr>
@@ -5779,7 +5779,7 @@
           <w:szCs w:val="21"/>
           <w:lang w:val="ru-RU"/>
         </w:rPr>
-        <w:spacing w:before="120" w:after="0" w:line="240" w:lineRule="auto"/>
+        <w:spacing w:before="120" w:after="0" w:line="276" w:lineRule="auto"/>
       </w:pPr>
       <w:r>
         <w:rPr>
@@ -5803,7 +5803,7 @@
           <w:szCs w:val="21"/>
           <w:lang w:val="ru-RU"/>
         </w:rPr>
-        <w:spacing w:before="120" w:after="0" w:line="240" w:lineRule="auto"/>
+        <w:spacing w:before="120" w:after="0" w:line="276" w:lineRule="auto"/>
       </w:pPr>
       <w:r>
         <w:rPr>
@@ -5827,7 +5827,7 @@
           <w:szCs w:val="21"/>
           <w:lang w:val="ru-RU"/>
         </w:rPr>
-        <w:spacing w:before="120" w:after="0" w:line="240" w:lineRule="auto"/>
+        <w:spacing w:before="120" w:after="0" w:line="276" w:lineRule="auto"/>
       </w:pPr>
       <w:r>
         <w:rPr>
@@ -5852,7 +5852,7 @@
           <w:lang w:val="ru-RU"/>
         </w:rPr>
         <w:ind w:left="567" w:hanging="567"/>
-        <w:spacing w:before="120" w:after="0" w:line="240" w:lineRule="auto"/>
+        <w:spacing w:before="120" w:after="0" w:line="276" w:lineRule="auto"/>
       </w:pPr>
       <w:r>
         <w:rPr>
@@ -5877,7 +5877,7 @@
           <w:lang w:val="ru-RU"/>
         </w:rPr>
         <w:ind w:left="567" w:hanging="567"/>
-        <w:spacing w:before="120" w:after="0" w:line="240" w:lineRule="auto"/>
+        <w:spacing w:before="120" w:after="0" w:line="276" w:lineRule="auto"/>
       </w:pPr>
       <w:r>
         <w:rPr>
@@ -5898,7 +5898,7 @@
           <w:lang w:val="ru-RU"/>
         </w:rPr>
         <w:ind w:left="567"/>
-        <w:spacing w:before="120" w:after="0" w:line="240" w:lineRule="auto"/>
+        <w:spacing w:before="120" w:after="0" w:line="276" w:lineRule="auto"/>
       </w:pPr>
       <w:r>
         <w:rPr>
@@ -5924,7 +5924,7 @@
           <w:lang w:val="ru-RU"/>
         </w:rPr>
         <w:ind w:left="0" w:hanging="567"/>
-        <w:spacing w:before="120" w:after="0" w:line="240" w:lineRule="auto"/>
+        <w:spacing w:before="120" w:after="0" w:line="276" w:lineRule="auto"/>
       </w:pPr>
       <w:r>
         <w:rPr>
@@ -5944,7 +5944,7 @@
           <w:szCs w:val="21"/>
           <w:lang w:val="ru-RU"/>
         </w:rPr>
-        <w:spacing w:before="120" w:after="0" w:line="240" w:lineRule="auto"/>
+        <w:spacing w:before="120" w:after="0" w:line="276" w:lineRule="auto"/>
       </w:pPr>
       <w:r>
         <w:rPr>
@@ -5964,7 +5964,7 @@
           <w:szCs w:val="21"/>
           <w:lang w:val="ru-RU"/>
         </w:rPr>
-        <w:spacing w:before="120" w:after="0" w:line="240" w:lineRule="auto"/>
+        <w:spacing w:before="120" w:after="0" w:line="276" w:lineRule="auto"/>
       </w:pPr>
       <w:r>
         <w:rPr>
@@ -5984,7 +5984,7 @@
           <w:szCs w:val="21"/>
           <w:lang w:val="ru-RU"/>
         </w:rPr>
-        <w:spacing w:before="120" w:after="0" w:line="240" w:lineRule="auto"/>
+        <w:spacing w:before="120" w:after="0" w:line="276" w:lineRule="auto"/>
       </w:pPr>
       <w:r>
         <w:rPr>
@@ -6004,7 +6004,7 @@
           <w:szCs w:val="21"/>
           <w:lang w:val="ru-RU"/>
         </w:rPr>
-        <w:spacing w:before="120" w:after="0" w:line="240" w:lineRule="auto"/>
+        <w:spacing w:before="120" w:after="0" w:line="276" w:lineRule="auto"/>
       </w:pPr>
       <w:r>
         <w:rPr>
@@ -6022,7 +6022,7 @@
           <w:szCs w:val="21"/>
           <w:lang w:val="ru-RU"/>
         </w:rPr>
-        <w:spacing w:before="120" w:after="0" w:line="240" w:lineRule="auto"/>
+        <w:spacing w:before="120" w:after="0" w:line="276" w:lineRule="auto"/>
       </w:pPr>
       <w:r>
         <w:rPr>
@@ -6047,7 +6047,7 @@
           <w:lang w:val="ru-RU"/>
         </w:rPr>
         <w:ind w:left="567" w:hanging="567"/>
-        <w:spacing w:before="120" w:after="0" w:line="240" w:lineRule="auto"/>
+        <w:spacing w:before="120" w:after="0" w:line="276" w:lineRule="auto"/>
       </w:pPr>
       <w:r>
         <w:rPr>
@@ -6072,7 +6072,7 @@
           <w:lang w:val="ru-RU"/>
         </w:rPr>
         <w:ind w:left="567" w:hanging="567"/>
-        <w:spacing w:before="120" w:after="0" w:line="240" w:lineRule="auto"/>
+        <w:spacing w:before="120" w:after="0" w:line="276" w:lineRule="auto"/>
       </w:pPr>
       <w:r>
         <w:rPr>
@@ -6093,7 +6093,7 @@
           <w:lang w:val="ru-RU"/>
         </w:rPr>
         <w:ind w:left="567"/>
-        <w:spacing w:before="120" w:after="0" w:line="240" w:lineRule="auto"/>
+        <w:spacing w:before="120" w:after="0" w:line="276" w:lineRule="auto"/>
       </w:pPr>
       <w:r>
         <w:rPr>
@@ -6118,7 +6118,7 @@
           <w:lang w:val="ru-RU"/>
         </w:rPr>
         <w:ind w:left="567" w:hanging="567"/>
-        <w:spacing w:before="120" w:after="0" w:line="240" w:lineRule="auto"/>
+        <w:spacing w:before="120" w:after="0" w:line="276" w:lineRule="auto"/>
       </w:pPr>
       <w:r>
         <w:rPr>
@@ -6139,7 +6139,7 @@
           <w:lang w:val="ru-RU"/>
         </w:rPr>
         <w:ind w:left="567"/>
-        <w:spacing w:before="120" w:after="0" w:line="240" w:lineRule="auto"/>
+        <w:spacing w:before="120" w:after="0" w:line="276" w:lineRule="auto"/>
       </w:pPr>
       <w:r>
         <w:rPr>
@@ -6164,7 +6164,7 @@
           <w:lang w:val="ru-RU"/>
         </w:rPr>
         <w:ind w:left="1134" w:hanging="567"/>
-        <w:spacing w:before="120" w:after="0" w:line="240" w:lineRule="auto"/>
+        <w:spacing w:before="120" w:after="0" w:line="276" w:lineRule="auto"/>
       </w:pPr>
       <w:r>
         <w:rPr>
@@ -6189,7 +6189,7 @@
           <w:lang w:val="ru-RU"/>
         </w:rPr>
         <w:ind w:left="1134" w:hanging="567"/>
-        <w:spacing w:before="120" w:after="0" w:line="240" w:lineRule="auto"/>
+        <w:spacing w:before="120" w:after="0" w:line="276" w:lineRule="auto"/>
       </w:pPr>
       <w:r>
         <w:rPr>
@@ -6214,7 +6214,7 @@
           <w:lang w:val="ru-RU"/>
         </w:rPr>
         <w:ind w:left="1134" w:hanging="567"/>
-        <w:spacing w:before="120" w:after="0" w:line="240" w:lineRule="auto"/>
+        <w:spacing w:before="120" w:after="0" w:line="276" w:lineRule="auto"/>
       </w:pPr>
       <w:r>
         <w:rPr/>
@@ -6236,7 +6236,7 @@
           <w:lang w:val="ru-RU"/>
         </w:rPr>
         <w:ind w:left="567" w:hanging="567"/>
-        <w:spacing w:before="120" w:after="0" w:line="240" w:lineRule="auto"/>
+        <w:spacing w:before="120" w:after="0" w:line="276" w:lineRule="auto"/>
       </w:pPr>
       <w:r>
         <w:rPr>
@@ -6261,7 +6261,7 @@
           <w:lang w:val="ru-RU"/>
         </w:rPr>
         <w:ind w:left="1134" w:hanging="567"/>
-        <w:spacing w:before="120" w:after="0" w:line="240" w:lineRule="auto"/>
+        <w:spacing w:before="120" w:after="0" w:line="276" w:lineRule="auto"/>
       </w:pPr>
       <w:r>
         <w:rPr>
@@ -6286,7 +6286,7 @@
           <w:lang w:val="ru-RU"/>
         </w:rPr>
         <w:ind w:left="1134" w:hanging="567"/>
-        <w:spacing w:before="120" w:after="0" w:line="240" w:lineRule="auto"/>
+        <w:spacing w:before="120" w:after="0" w:line="276" w:lineRule="auto"/>
       </w:pPr>
       <w:r>
         <w:rPr>
@@ -6311,7 +6311,7 @@
           <w:lang w:val="ru-RU"/>
         </w:rPr>
         <w:ind w:left="1134" w:hanging="567"/>
-        <w:spacing w:before="120" w:after="0" w:line="240" w:lineRule="auto"/>
+        <w:spacing w:before="120" w:after="0" w:line="276" w:lineRule="auto"/>
       </w:pPr>
       <w:r>
         <w:rPr>
@@ -6336,7 +6336,7 @@
           <w:lang w:val="ru-RU"/>
         </w:rPr>
         <w:ind w:left="567" w:hanging="567"/>
-        <w:spacing w:before="120" w:after="0" w:line="240" w:lineRule="auto"/>
+        <w:spacing w:before="120" w:after="0" w:line="276" w:lineRule="auto"/>
       </w:pPr>
       <w:r>
         <w:rPr>
@@ -6357,7 +6357,7 @@
           <w:lang w:val="ru-RU"/>
         </w:rPr>
         <w:ind w:left="567"/>
-        <w:spacing w:before="120" w:after="0" w:line="240" w:lineRule="auto"/>
+        <w:spacing w:before="120" w:after="0" w:line="276" w:lineRule="auto"/>
       </w:pPr>
       <w:r>
         <w:rPr>
@@ -6380,7 +6380,7 @@
           <w:lang w:val="ru-RU"/>
         </w:rPr>
         <w:ind w:left="0"/>
-        <w:spacing w:before="120" w:after="0" w:line="240" w:lineRule="auto"/>
+        <w:spacing w:before="120" w:after="0" w:line="276" w:lineRule="auto"/>
       </w:pPr>
       <w:r>
         <w:rPr>
@@ -6406,7 +6406,7 @@
           <w:lang w:val="ru-RU"/>
         </w:rPr>
         <w:ind w:left="0" w:hanging="567"/>
-        <w:spacing w:before="120" w:after="0" w:line="240" w:lineRule="auto"/>
+        <w:spacing w:before="120" w:after="0" w:line="276" w:lineRule="auto"/>
       </w:pPr>
       <w:r>
         <w:rPr>
@@ -6428,7 +6428,7 @@
           <w:lang w:val="ru-RU"/>
         </w:rPr>
         <w:ind w:left="0"/>
-        <w:spacing w:before="120" w:after="0" w:line="240" w:lineRule="auto"/>
+        <w:spacing w:before="120" w:after="0" w:line="276" w:lineRule="auto"/>
       </w:pPr>
       <w:r>
         <w:rPr>
@@ -6453,7 +6453,7 @@
           <w:lang w:val="ru-RU"/>
         </w:rPr>
         <w:ind w:left="567" w:hanging="567"/>
-        <w:spacing w:before="120" w:after="0" w:line="240" w:lineRule="auto"/>
+        <w:spacing w:before="120" w:after="0" w:line="276" w:lineRule="auto"/>
       </w:pPr>
       <w:r>
         <w:rPr>
@@ -6474,14 +6474,14 @@
           <w:lang w:val="ru-RU"/>
         </w:rPr>
         <w:ind w:left="567"/>
-        <w:spacing w:before="120" w:after="0" w:line="240" w:lineRule="auto"/>
-      </w:pPr>
-      <w:r>
-        <w:rPr>
-          <w:rFonts w:ascii="Cambria" w:hAnsi="Cambria"/>
-          <w:sz w:val="22"/>
-        </w:rPr>
-        <w:t>Au 30.03.2015, les actions de MS se trouvaient dans plusieurs chaînes corporatives. Selon trois chaînes, AVB était le bénéficiaire effectif final :</w:t>
+        <w:spacing w:before="120" w:after="0" w:line="276" w:lineRule="auto"/>
+      </w:pPr>
+      <w:r>
+        <w:rPr>
+          <w:rFonts w:ascii="Cambria" w:hAnsi="Cambria"/>
+          <w:sz w:val="22"/>
+        </w:rPr>
+        <w:t>Au 30 mars 2015, les actions de MS se trouvaient dans plusieurs chaînes corporatives. Selon trois chaînes, AVB était le bénéficiaire effectif final :</w:t>
       </w:r>
     </w:p>
     <w:p>
@@ -6499,7 +6499,7 @@
           <w:lang w:val="ru-RU"/>
         </w:rPr>
         <w:ind w:left="1134" w:hanging="425"/>
-        <w:spacing w:before="120" w:after="0" w:line="240" w:lineRule="auto"/>
+        <w:spacing w:before="120" w:after="0" w:line="276" w:lineRule="auto"/>
       </w:pPr>
       <w:r>
         <w:rPr>
@@ -6524,7 +6524,7 @@
           <w:lang w:val="ru-RU"/>
         </w:rPr>
         <w:ind w:left="1134" w:hanging="425"/>
-        <w:spacing w:before="120" w:after="0" w:line="240" w:lineRule="auto"/>
+        <w:spacing w:before="120" w:after="0" w:line="276" w:lineRule="auto"/>
       </w:pPr>
       <w:r>
         <w:rPr>
@@ -6549,7 +6549,7 @@
           <w:lang w:val="ru-RU"/>
         </w:rPr>
         <w:ind w:left="1134" w:hanging="425"/>
-        <w:spacing w:before="120" w:after="0" w:line="240" w:lineRule="auto"/>
+        <w:spacing w:before="120" w:after="0" w:line="276" w:lineRule="auto"/>
       </w:pPr>
       <w:r>
         <w:rPr>
@@ -6570,7 +6570,7 @@
           <w:lang w:val="ru-RU"/>
         </w:rPr>
         <w:ind w:left="567"/>
-        <w:spacing w:before="120" w:after="0" w:line="240" w:lineRule="auto"/>
+        <w:spacing w:before="120" w:after="0" w:line="276" w:lineRule="auto"/>
       </w:pPr>
       <w:r>
         <w:rPr>
@@ -6591,7 +6591,7 @@
           <w:lang w:val="ru-RU"/>
         </w:rPr>
         <w:ind w:left="567"/>
-        <w:spacing w:before="120" w:after="0" w:line="240" w:lineRule="auto"/>
+        <w:spacing w:before="120" w:after="0" w:line="276" w:lineRule="auto"/>
       </w:pPr>
       <w:r>
         <w:rPr>
@@ -6616,7 +6616,7 @@
           <w:lang w:val="ru-RU"/>
         </w:rPr>
         <w:ind w:left="1134" w:hanging="425"/>
-        <w:spacing w:before="120" w:after="0" w:line="240" w:lineRule="auto"/>
+        <w:spacing w:before="120" w:after="0" w:line="276" w:lineRule="auto"/>
       </w:pPr>
       <w:r>
         <w:rPr>
@@ -6641,7 +6641,7 @@
           <w:lang w:val="ru-RU"/>
         </w:rPr>
         <w:ind w:left="1134" w:hanging="425"/>
-        <w:spacing w:before="120" w:after="0" w:line="240" w:lineRule="auto"/>
+        <w:spacing w:before="120" w:after="0" w:line="276" w:lineRule="auto"/>
       </w:pPr>
       <w:r>
         <w:rPr>
@@ -6666,7 +6666,7 @@
           <w:lang w:val="ru-RU"/>
         </w:rPr>
         <w:ind w:left="1134" w:hanging="425"/>
-        <w:spacing w:before="120" w:after="0" w:line="240" w:lineRule="auto"/>
+        <w:spacing w:before="120" w:after="0" w:line="276" w:lineRule="auto"/>
       </w:pPr>
       <w:r>
         <w:rPr>
@@ -6687,7 +6687,7 @@
           <w:lang w:val="ru-RU"/>
         </w:rPr>
         <w:ind w:left="567"/>
-        <w:spacing w:before="120" w:after="0" w:line="240" w:lineRule="auto"/>
+        <w:spacing w:before="120" w:after="0" w:line="276" w:lineRule="auto"/>
       </w:pPr>
       <w:r>
         <w:rPr>
@@ -6712,7 +6712,7 @@
           <w:lang w:val="ru-RU"/>
         </w:rPr>
         <w:ind w:left="567" w:hanging="567"/>
-        <w:spacing w:before="120" w:after="0" w:line="240" w:lineRule="auto"/>
+        <w:spacing w:before="120" w:after="0" w:line="276" w:lineRule="auto"/>
       </w:pPr>
       <w:r>
         <w:rPr>
@@ -6733,7 +6733,7 @@
           <w:lang w:val="ru-RU"/>
         </w:rPr>
         <w:ind w:left="567"/>
-        <w:spacing w:before="120" w:after="0" w:line="240" w:lineRule="auto"/>
+        <w:spacing w:before="120" w:after="0" w:line="276" w:lineRule="auto"/>
       </w:pPr>
       <w:r>
         <w:rPr>
@@ -6758,7 +6758,7 @@
           <w:lang w:val="ru-RU"/>
         </w:rPr>
         <w:ind w:left="567" w:hanging="567"/>
-        <w:spacing w:before="120" w:after="0" w:line="240" w:lineRule="auto"/>
+        <w:spacing w:before="120" w:after="0" w:line="276" w:lineRule="auto"/>
       </w:pPr>
       <w:r>
         <w:rPr>
@@ -6779,7 +6779,7 @@
           <w:lang w:val="ru-RU"/>
         </w:rPr>
         <w:ind w:left="567"/>
-        <w:spacing w:before="120" w:after="0" w:line="240" w:lineRule="auto"/>
+        <w:spacing w:before="120" w:after="0" w:line="276" w:lineRule="auto"/>
       </w:pPr>
       <w:r>
         <w:rPr/>
@@ -6797,7 +6797,7 @@
           <w:lang w:val="ru-RU"/>
         </w:rPr>
         <w:ind w:left="567"/>
-        <w:spacing w:before="120" w:after="0" w:line="240" w:lineRule="auto"/>
+        <w:spacing w:before="120" w:after="0" w:line="276" w:lineRule="auto"/>
       </w:pPr>
       <w:r>
         <w:rPr>
@@ -6822,7 +6822,7 @@
           <w:lang w:val="ru-RU"/>
         </w:rPr>
         <w:ind w:left="567" w:hanging="567"/>
-        <w:spacing w:before="120" w:after="0" w:line="240" w:lineRule="auto"/>
+        <w:spacing w:before="120" w:after="0" w:line="276" w:lineRule="auto"/>
       </w:pPr>
       <w:r>
         <w:rPr>
@@ -6843,14 +6843,14 @@
           <w:lang w:val="ru-RU"/>
         </w:rPr>
         <w:ind w:left="567"/>
-        <w:spacing w:before="120" w:after="0" w:line="240" w:lineRule="auto"/>
-      </w:pPr>
-      <w:r>
-        <w:rPr>
-          <w:rFonts w:ascii="Cambria" w:hAnsi="Cambria"/>
-          <w:sz w:val="22"/>
-        </w:rPr>
-        <w:t>La première saisine sur la question de la concentration a été déposée par Skyrizon Aircraft Holdings Limited et MS auprès de l'AMKU le 09.06.2017, c'est-à-dire déjà après la conclusion de la transaction.</w:t>
+        <w:spacing w:before="120" w:after="0" w:line="276" w:lineRule="auto"/>
+      </w:pPr>
+      <w:r>
+        <w:rPr>
+          <w:rFonts w:ascii="Cambria" w:hAnsi="Cambria"/>
+          <w:sz w:val="22"/>
+        </w:rPr>
+        <w:t>La première saisine sur la question de la concentration a été déposée par Skyrizon Aircraft Holdings Limited et MS auprès de l'AMKU le 9 juin 2017, c'est-à-dire déjà après la conclusion de la transaction.</w:t>
       </w:r>
     </w:p>
     <w:p>
@@ -6864,7 +6864,7 @@
           <w:lang w:val="ru-RU"/>
         </w:rPr>
         <w:ind w:left="567"/>
-        <w:spacing w:before="120" w:after="0" w:line="240" w:lineRule="auto"/>
+        <w:spacing w:before="120" w:after="0" w:line="276" w:lineRule="auto"/>
       </w:pPr>
       <w:r>
         <w:rPr>
@@ -6885,7 +6885,7 @@
           <w:lang w:val="ru-RU"/>
         </w:rPr>
         <w:ind w:left="567"/>
-        <w:spacing w:before="120" w:after="0" w:line="240" w:lineRule="auto"/>
+        <w:spacing w:before="120" w:after="0" w:line="276" w:lineRule="auto"/>
       </w:pPr>
       <w:r>
         <w:rPr>
@@ -6910,7 +6910,7 @@
           <w:lang w:val="ru-RU"/>
         </w:rPr>
         <w:ind w:left="567" w:hanging="567"/>
-        <w:spacing w:before="120" w:after="0" w:line="240" w:lineRule="auto"/>
+        <w:spacing w:before="120" w:after="0" w:line="276" w:lineRule="auto"/>
       </w:pPr>
       <w:r>
         <w:rPr>
@@ -6931,7 +6931,7 @@
           <w:lang w:val="ru-RU"/>
         </w:rPr>
         <w:ind w:left="567"/>
-        <w:spacing w:before="120" w:after="0" w:line="240" w:lineRule="auto"/>
+        <w:spacing w:before="120" w:after="0" w:line="276" w:lineRule="auto"/>
       </w:pPr>
       <w:r>
         <w:rPr>
@@ -6952,7 +6952,7 @@
           <w:lang w:val="ru-RU"/>
         </w:rPr>
         <w:ind w:left="567"/>
-        <w:spacing w:before="120" w:after="0" w:line="240" w:lineRule="auto"/>
+        <w:spacing w:before="120" w:after="0" w:line="276" w:lineRule="auto"/>
       </w:pPr>
       <w:r>
         <w:rPr>
@@ -6977,7 +6977,7 @@
           <w:lang w:val="ru-RU"/>
         </w:rPr>
         <w:ind w:left="567" w:hanging="567"/>
-        <w:spacing w:before="120" w:after="0" w:line="240" w:lineRule="auto"/>
+        <w:spacing w:before="120" w:after="0" w:line="276" w:lineRule="auto"/>
       </w:pPr>
       <w:r>
         <w:rPr>
@@ -6998,7 +6998,7 @@
           <w:lang w:val="ru-RU"/>
         </w:rPr>
         <w:ind w:left="567"/>
-        <w:spacing w:before="120" w:after="0" w:line="240" w:lineRule="auto"/>
+        <w:spacing w:before="120" w:after="0" w:line="276" w:lineRule="auto"/>
       </w:pPr>
       <w:r>
         <w:rPr>
@@ -7023,7 +7023,7 @@
           <w:lang w:val="ru-RU"/>
         </w:rPr>
         <w:ind w:left="567" w:hanging="567"/>
-        <w:spacing w:before="120" w:after="0" w:line="240" w:lineRule="auto"/>
+        <w:spacing w:before="120" w:after="0" w:line="276" w:lineRule="auto"/>
       </w:pPr>
       <w:r>
         <w:rPr>
@@ -7044,7 +7044,7 @@
           <w:lang w:val="ru-RU"/>
         </w:rPr>
         <w:ind w:left="567"/>
-        <w:spacing w:before="120" w:after="0" w:line="240" w:lineRule="auto"/>
+        <w:spacing w:before="120" w:after="0" w:line="276" w:lineRule="auto"/>
       </w:pPr>
       <w:r>
         <w:rPr>
@@ -7069,7 +7069,7 @@
           <w:lang w:val="ru-RU"/>
         </w:rPr>
         <w:ind w:left="567" w:hanging="567"/>
-        <w:spacing w:before="120" w:after="0" w:line="240" w:lineRule="auto"/>
+        <w:spacing w:before="120" w:after="0" w:line="276" w:lineRule="auto"/>
       </w:pPr>
       <w:r>
         <w:rPr>
@@ -7090,7 +7090,7 @@
           <w:lang w:val="ru-RU"/>
         </w:rPr>
         <w:ind w:left="567"/>
-        <w:spacing w:before="120" w:after="0" w:line="240" w:lineRule="auto"/>
+        <w:spacing w:before="120" w:after="0" w:line="276" w:lineRule="auto"/>
       </w:pPr>
       <w:r>
         <w:rPr/>
@@ -7108,7 +7108,7 @@
           <w:szCs w:val="21"/>
           <w:lang w:val="en-US"/>
         </w:rPr>
-        <w:spacing w:before="120" w:after="0" w:line="240" w:lineRule="auto"/>
+        <w:spacing w:before="120" w:after="0" w:line="276" w:lineRule="auto"/>
       </w:pPr>
       <w:r>
         <w:rPr>
@@ -7134,7 +7134,7 @@
           <w:lang w:val="ru-RU"/>
         </w:rPr>
         <w:ind w:left="0" w:hanging="567"/>
-        <w:spacing w:before="120" w:after="0" w:line="240" w:lineRule="auto"/>
+        <w:spacing w:before="120" w:after="0" w:line="276" w:lineRule="auto"/>
       </w:pPr>
       <w:r>
         <w:rPr>
@@ -7156,7 +7156,7 @@
           <w:lang w:val="ru-RU"/>
         </w:rPr>
         <w:ind w:left="0"/>
-        <w:spacing w:before="120" w:after="0" w:line="240" w:lineRule="auto"/>
+        <w:spacing w:before="120" w:after="0" w:line="276" w:lineRule="auto"/>
       </w:pPr>
       <w:r>
         <w:rPr>
@@ -7184,7 +7184,7 @@
           <w:lang w:val="ru-RU"/>
         </w:rPr>
         <w:ind w:left="567" w:hanging="501"/>
-        <w:spacing w:before="120" w:after="0" w:line="240" w:lineRule="auto"/>
+        <w:spacing w:before="120" w:after="0" w:line="276" w:lineRule="auto"/>
       </w:pPr>
       <w:r>
         <w:rPr>
@@ -7206,7 +7206,7 @@
           <w:lang w:val="ru-RU"/>
         </w:rPr>
         <w:ind w:left="567"/>
-        <w:spacing w:before="120" w:after="0" w:line="240" w:lineRule="auto"/>
+        <w:spacing w:before="120" w:after="0" w:line="276" w:lineRule="auto"/>
       </w:pPr>
       <w:r>
         <w:rPr>
@@ -7232,7 +7232,7 @@
           <w:lang w:val="ru-RU"/>
         </w:rPr>
         <w:ind w:left="1134" w:hanging="567"/>
-        <w:spacing w:before="120" w:after="0" w:line="240" w:lineRule="auto"/>
+        <w:spacing w:before="120" w:after="0" w:line="276" w:lineRule="auto"/>
       </w:pPr>
       <w:r>
         <w:rPr>
@@ -7258,7 +7258,7 @@
           <w:lang w:val="ru-RU"/>
         </w:rPr>
         <w:ind w:left="1134" w:hanging="567"/>
-        <w:spacing w:before="120" w:after="0" w:line="240" w:lineRule="auto"/>
+        <w:spacing w:before="120" w:after="0" w:line="276" w:lineRule="auto"/>
       </w:pPr>
       <w:r>
         <w:rPr>
@@ -7284,7 +7284,7 @@
           <w:lang w:val="ru-RU"/>
         </w:rPr>
         <w:ind w:left="1134" w:hanging="567"/>
-        <w:spacing w:before="120" w:after="0" w:line="240" w:lineRule="auto"/>
+        <w:spacing w:before="120" w:after="0" w:line="276" w:lineRule="auto"/>
       </w:pPr>
       <w:r>
         <w:rPr>
@@ -7310,7 +7310,7 @@
           <w:lang w:val="ru-RU"/>
         </w:rPr>
         <w:ind w:left="1134" w:hanging="567"/>
-        <w:spacing w:before="120" w:after="0" w:line="240" w:lineRule="auto"/>
+        <w:spacing w:before="120" w:after="0" w:line="276" w:lineRule="auto"/>
       </w:pPr>
       <w:r>
         <w:rPr>
@@ -7330,14 +7330,14 @@
           <w:lang w:val="ru-RU"/>
         </w:rPr>
         <w:ind w:left="567"/>
-        <w:spacing w:before="120" w:after="0" w:line="240" w:lineRule="auto"/>
-      </w:pPr>
-      <w:r>
-        <w:rPr>
-          <w:rFonts w:ascii="Cambria" w:hAnsi="Cambria"/>
-          <w:sz w:val="22"/>
-        </w:rPr>
-        <w:t>Au printemps 2015, AVB a conclu un contrat de location d'appartement à Monaco et a commencé la procédure d'obtention d'un visa de long séjour de type D. Sur le fondement de ce visa, le 15.10.2015, il a obtenu un premier titre de séjour à Monaco. Les années suivantes, AVB a successivement renouvelé son titre de séjour.</w:t>
+        <w:spacing w:before="120" w:after="0" w:line="276" w:lineRule="auto"/>
+      </w:pPr>
+      <w:r>
+        <w:rPr>
+          <w:rFonts w:ascii="Cambria" w:hAnsi="Cambria"/>
+          <w:sz w:val="22"/>
+        </w:rPr>
+        <w:t>Au printemps 2015, AVB a conclu un contrat de location d'appartement à Monaco et a commencé la procédure d'obtention d'un visa de long séjour de type D. Sur le fondement de ce visa, le 15 octobre 2015, il a obtenu un premier titre de séjour à Monaco. Les années suivantes, AVB a successivement renouvelé son titre de séjour.</w:t>
       </w:r>
     </w:p>
     <w:p>
@@ -7350,7 +7350,7 @@
           <w:lang w:val="ru-RU"/>
         </w:rPr>
         <w:ind w:left="567"/>
-        <w:spacing w:before="120" w:after="0" w:line="240" w:lineRule="auto"/>
+        <w:spacing w:before="120" w:after="0" w:line="276" w:lineRule="auto"/>
       </w:pPr>
       <w:r>
         <w:rPr>
@@ -7370,7 +7370,7 @@
           <w:lang w:val="ru-RU"/>
         </w:rPr>
         <w:ind w:left="567"/>
-        <w:spacing w:before="120" w:after="0" w:line="240" w:lineRule="auto"/>
+        <w:spacing w:before="120" w:after="0" w:line="276" w:lineRule="auto"/>
       </w:pPr>
       <w:r>
         <w:rPr>
@@ -7390,7 +7390,7 @@
           <w:lang w:val="ru-RU"/>
         </w:rPr>
         <w:ind w:left="567"/>
-        <w:spacing w:before="120" w:after="0" w:line="240" w:lineRule="auto"/>
+        <w:spacing w:before="120" w:after="0" w:line="276" w:lineRule="auto"/>
       </w:pPr>
       <w:r>
         <w:rPr>
@@ -7421,7 +7421,7 @@
           <w:lang w:val="ru-RU"/>
         </w:rPr>
         <w:ind w:left="567" w:hanging="567"/>
-        <w:spacing w:before="120" w:after="0" w:line="240" w:lineRule="auto"/>
+        <w:spacing w:before="120" w:after="0" w:line="276" w:lineRule="auto"/>
       </w:pPr>
       <w:r>
         <w:rPr>
@@ -7446,7 +7446,7 @@
           <w:lang w:val="ru-RU"/>
         </w:rPr>
         <w:ind w:left="567"/>
-        <w:spacing w:before="120" w:after="0" w:line="240" w:lineRule="auto"/>
+        <w:spacing w:before="120" w:after="0" w:line="276" w:lineRule="auto"/>
       </w:pPr>
       <w:r>
         <w:rPr>
@@ -7471,7 +7471,7 @@
           <w:lang w:val="ru-RU"/>
         </w:rPr>
         <w:ind w:left="567"/>
-        <w:spacing w:before="120" w:after="0" w:line="240" w:lineRule="auto"/>
+        <w:spacing w:before="120" w:after="0" w:line="276" w:lineRule="auto"/>
       </w:pPr>
       <w:r>
         <w:rPr>
@@ -7496,7 +7496,7 @@
           <w:lang w:val="ru-RU"/>
         </w:rPr>
         <w:ind w:left="567"/>
-        <w:spacing w:before="120" w:after="0" w:line="240" w:lineRule="auto"/>
+        <w:spacing w:before="120" w:after="0" w:line="276" w:lineRule="auto"/>
       </w:pPr>
       <w:r>
         <w:rPr>
@@ -7520,14 +7520,14 @@
           <w:lang w:val="ru-KZ"/>
         </w:rPr>
         <w:ind w:left="567"/>
-        <w:spacing w:before="120" w:after="0" w:line="240" w:lineRule="auto"/>
-      </w:pPr>
-      <w:r>
-        <w:rPr>
-          <w:rFonts w:ascii="Cambria" w:hAnsi="Cambria"/>
-          <w:sz w:val="22"/>
-        </w:rPr>
-        <w:t>De plus, le 22.11.2017, le Président de l'Ukraine a pris le décret n° 384/2017 portant cessation de la citoyenneté ukrainienne d'AVB en raison de l'acquisition volontaire de la citoyenneté de la Grenade.</w:t>
+        <w:spacing w:before="120" w:after="0" w:line="276" w:lineRule="auto"/>
+      </w:pPr>
+      <w:r>
+        <w:rPr>
+          <w:rFonts w:ascii="Cambria" w:hAnsi="Cambria"/>
+          <w:sz w:val="22"/>
+        </w:rPr>
+        <w:t>De plus, le 22 novembre 2017, le Président de l'Ukraine a pris le décret n° 384/2017 portant cessation de la citoyenneté ukrainienne d'AVB en raison de l'acquisition volontaire de la citoyenneté de la Grenade.</w:t>
       </w:r>
     </w:p>
     <w:p>
@@ -7544,7 +7544,7 @@
           <w:lang w:val="ru-KZ"/>
         </w:rPr>
         <w:ind w:left="567"/>
-        <w:spacing w:before="120" w:after="0" w:line="240" w:lineRule="auto"/>
+        <w:spacing w:before="120" w:after="0" w:line="276" w:lineRule="auto"/>
       </w:pPr>
       <w:r>
         <w:rPr>
@@ -7568,7 +7568,7 @@
           <w:lang w:val="ru-KZ"/>
         </w:rPr>
         <w:ind w:left="567"/>
-        <w:spacing w:before="120" w:after="0" w:line="240" w:lineRule="auto"/>
+        <w:spacing w:before="120" w:after="0" w:line="276" w:lineRule="auto"/>
       </w:pPr>
       <w:r>
         <w:rPr/>
@@ -7590,7 +7590,7 @@
           <w:lang w:val="ru-KZ"/>
         </w:rPr>
         <w:ind w:left="567"/>
-        <w:spacing w:before="120" w:after="0" w:line="240" w:lineRule="auto"/>
+        <w:spacing w:before="120" w:after="0" w:line="276" w:lineRule="auto"/>
       </w:pPr>
       <w:r>
         <w:rPr>
@@ -7618,7 +7618,7 @@
           <w:lang w:val="ru-RU"/>
         </w:rPr>
         <w:ind w:left="567" w:hanging="567"/>
-        <w:spacing w:before="120" w:after="0" w:line="240" w:lineRule="auto"/>
+        <w:spacing w:before="120" w:after="0" w:line="276" w:lineRule="auto"/>
       </w:pPr>
       <w:r>
         <w:rPr>
@@ -7640,7 +7640,7 @@
           <w:lang w:val="ru-RU"/>
         </w:rPr>
         <w:ind w:left="567"/>
-        <w:spacing w:before="120" w:after="0" w:line="240" w:lineRule="auto"/>
+        <w:spacing w:before="120" w:after="0" w:line="276" w:lineRule="auto"/>
       </w:pPr>
       <w:r>
         <w:rPr>
@@ -7662,7 +7662,7 @@
           <w:lang w:val="ru-RU"/>
         </w:rPr>
         <w:ind w:left="567"/>
-        <w:spacing w:before="120" w:after="0" w:line="240" w:lineRule="auto"/>
+        <w:spacing w:before="120" w:after="0" w:line="276" w:lineRule="auto"/>
       </w:pPr>
       <w:r>
         <w:rPr>
@@ -7684,7 +7684,7 @@
           <w:lang w:val="ru-RU"/>
         </w:rPr>
         <w:ind w:left="567"/>
-        <w:spacing w:before="120" w:after="0" w:line="240" w:lineRule="auto"/>
+        <w:spacing w:before="120" w:after="0" w:line="276" w:lineRule="auto"/>
       </w:pPr>
       <w:r>
         <w:rPr>
@@ -7706,7 +7706,7 @@
           <w:lang w:val="ru-RU"/>
         </w:rPr>
         <w:ind w:left="567"/>
-        <w:spacing w:before="120" w:after="0" w:line="240" w:lineRule="auto"/>
+        <w:spacing w:before="120" w:after="0" w:line="276" w:lineRule="auto"/>
       </w:pPr>
       <w:r>
         <w:rPr>
@@ -7728,7 +7728,7 @@
           <w:lang w:val="ru-RU"/>
         </w:rPr>
         <w:ind w:left="567"/>
-        <w:spacing w:before="120" w:after="0" w:line="240" w:lineRule="auto"/>
+        <w:spacing w:before="120" w:after="0" w:line="276" w:lineRule="auto"/>
       </w:pPr>
       <w:r>
         <w:rPr>
@@ -7750,7 +7750,7 @@
           <w:lang w:val="ru-RU"/>
         </w:rPr>
         <w:ind w:left="567"/>
-        <w:spacing w:before="120" w:after="0" w:line="240" w:lineRule="auto"/>
+        <w:spacing w:before="120" w:after="0" w:line="276" w:lineRule="auto"/>
       </w:pPr>
       <w:r>
         <w:rPr>
@@ -7772,7 +7772,7 @@
           <w:lang w:val="ru-RU"/>
         </w:rPr>
         <w:ind w:left="567"/>
-        <w:spacing w:before="120" w:after="0" w:line="240" w:lineRule="auto"/>
+        <w:spacing w:before="120" w:after="0" w:line="276" w:lineRule="auto"/>
       </w:pPr>
       <w:r>
         <w:rPr>
@@ -7800,7 +7800,7 @@
           <w:lang w:val="ru-RU"/>
         </w:rPr>
         <w:ind w:left="567" w:hanging="567"/>
-        <w:spacing w:before="120" w:after="0" w:line="240" w:lineRule="auto"/>
+        <w:spacing w:before="120" w:after="0" w:line="276" w:lineRule="auto"/>
       </w:pPr>
       <w:r>
         <w:rPr>
@@ -7822,7 +7822,7 @@
           <w:lang w:val="ru-RU"/>
         </w:rPr>
         <w:ind w:left="567"/>
-        <w:spacing w:before="120" w:after="0" w:line="240" w:lineRule="auto"/>
+        <w:spacing w:before="120" w:after="0" w:line="276" w:lineRule="auto"/>
       </w:pPr>
       <w:r>
         <w:rPr>
@@ -7846,7 +7846,7 @@
           <w:lang w:val="ru-RU"/>
         </w:rPr>
         <w:ind w:left="567"/>
-        <w:spacing w:before="120" w:after="0" w:line="240" w:lineRule="auto"/>
+        <w:spacing w:before="120" w:after="0" w:line="276" w:lineRule="auto"/>
       </w:pPr>
       <w:r>
         <w:rPr>
@@ -7868,7 +7868,7 @@
           <w:lang w:val="ru-RU"/>
         </w:rPr>
         <w:ind w:left="0"/>
-        <w:spacing w:before="120" w:after="0" w:line="240" w:lineRule="auto"/>
+        <w:spacing w:before="120" w:after="0" w:line="276" w:lineRule="auto"/>
       </w:pPr>
       <w:r>
         <w:rPr>
@@ -7893,7 +7893,7 @@
           <w:lang w:val="ru-RU"/>
         </w:rPr>
         <w:ind w:left="567" w:hanging="567"/>
-        <w:spacing w:before="120" w:after="0" w:line="240" w:lineRule="auto"/>
+        <w:spacing w:before="120" w:after="0" w:line="276" w:lineRule="auto"/>
       </w:pPr>
       <w:r>
         <w:rPr>
@@ -7918,7 +7918,7 @@
           <w:lang w:val="ru-RU"/>
         </w:rPr>
         <w:ind w:left="567" w:hanging="567"/>
-        <w:spacing w:before="120" w:after="0" w:line="240" w:lineRule="auto"/>
+        <w:spacing w:before="120" w:after="0" w:line="276" w:lineRule="auto"/>
       </w:pPr>
       <w:r>
         <w:rPr>
@@ -7943,7 +7943,7 @@
           <w:lang w:val="ru-RU"/>
         </w:rPr>
         <w:ind w:left="567" w:hanging="567"/>
-        <w:spacing w:before="120" w:after="0" w:line="240" w:lineRule="auto"/>
+        <w:spacing w:before="120" w:after="0" w:line="276" w:lineRule="auto"/>
       </w:pPr>
       <w:r>
         <w:rPr>
@@ -7968,7 +7968,7 @@
           <w:lang w:val="ru-RU"/>
         </w:rPr>
         <w:ind w:left="567" w:hanging="567"/>
-        <w:spacing w:before="120" w:after="0" w:line="240" w:lineRule="auto"/>
+        <w:spacing w:before="120" w:after="0" w:line="276" w:lineRule="auto"/>
       </w:pPr>
       <w:r>
         <w:rPr>
@@ -7991,7 +7991,7 @@
           <w:lang w:val="ru-RU"/>
         </w:rPr>
         <w:ind w:left="0"/>
-        <w:spacing w:before="120" w:after="0" w:line="240" w:lineRule="auto"/>
+        <w:spacing w:before="120" w:after="0" w:line="276" w:lineRule="auto"/>
       </w:pPr>
       <w:r>
         <w:rPr>
@@ -8017,7 +8017,7 @@
           <w:lang w:val="ru-RU"/>
         </w:rPr>
         <w:ind w:left="0" w:hanging="567"/>
-        <w:spacing w:before="120" w:after="0" w:line="240" w:lineRule="auto"/>
+        <w:spacing w:before="120" w:after="0" w:line="276" w:lineRule="auto"/>
       </w:pPr>
       <w:r>
         <w:rPr>
@@ -8039,7 +8039,7 @@
           <w:lang w:val="ru-RU"/>
         </w:rPr>
         <w:ind w:left="0"/>
-        <w:spacing w:before="120" w:after="0" w:line="240" w:lineRule="auto"/>
+        <w:spacing w:before="120" w:after="0" w:line="276" w:lineRule="auto"/>
       </w:pPr>
       <w:r>
         <w:rPr>
@@ -8057,7 +8057,7 @@
           <w:szCs w:val="21"/>
           <w:lang w:val="ru-RU"/>
         </w:rPr>
-        <w:spacing w:before="120" w:after="0" w:line="240" w:lineRule="auto"/>
+        <w:spacing w:before="120" w:after="0" w:line="276" w:lineRule="auto"/>
       </w:pPr>
       <w:r>
         <w:rPr>
@@ -8075,7 +8075,7 @@
           <w:szCs w:val="21"/>
           <w:lang w:val="ru-RU"/>
         </w:rPr>
-        <w:spacing w:before="120" w:after="0" w:line="240" w:lineRule="auto"/>
+        <w:spacing w:before="120" w:after="0" w:line="276" w:lineRule="auto"/>
       </w:pPr>
       <w:r>
         <w:rPr>
@@ -8100,7 +8100,7 @@
           <w:lang w:val="ru-RU"/>
         </w:rPr>
         <w:ind w:left="567" w:hanging="425"/>
-        <w:spacing w:before="120" w:after="0" w:line="240" w:lineRule="auto"/>
+        <w:spacing w:before="120" w:after="0" w:line="276" w:lineRule="auto"/>
       </w:pPr>
       <w:r>
         <w:rPr>
@@ -8125,7 +8125,7 @@
           <w:lang w:val="ru-RU"/>
         </w:rPr>
         <w:ind w:left="567" w:hanging="425"/>
-        <w:spacing w:before="120" w:after="0" w:line="240" w:lineRule="auto"/>
+        <w:spacing w:before="120" w:after="0" w:line="276" w:lineRule="auto"/>
       </w:pPr>
       <w:r>
         <w:rPr>
@@ -8143,7 +8143,7 @@
           <w:szCs w:val="21"/>
           <w:lang w:val="ru-RU"/>
         </w:rPr>
-        <w:spacing w:before="120" w:after="0" w:line="240" w:lineRule="auto"/>
+        <w:spacing w:before="120" w:after="0" w:line="276" w:lineRule="auto"/>
       </w:pPr>
       <w:r>
         <w:rPr>
@@ -8161,7 +8161,7 @@
           <w:szCs w:val="21"/>
           <w:lang w:val="ru-RU"/>
         </w:rPr>
-        <w:spacing w:before="120" w:after="0" w:line="240" w:lineRule="auto"/>
+        <w:spacing w:before="120" w:after="0" w:line="276" w:lineRule="auto"/>
       </w:pPr>
       <w:r>
         <w:rPr>
@@ -8179,7 +8179,7 @@
           <w:szCs w:val="21"/>
           <w:lang w:val="ru-RU"/>
         </w:rPr>
-        <w:spacing w:before="120" w:after="0" w:line="240" w:lineRule="auto"/>
+        <w:spacing w:before="120" w:after="0" w:line="276" w:lineRule="auto"/>
       </w:pPr>
       <w:r>
         <w:rPr>
@@ -8197,7 +8197,7 @@
           <w:szCs w:val="21"/>
           <w:lang w:val="ru-RU"/>
         </w:rPr>
-        <w:spacing w:before="120" w:after="0" w:line="240" w:lineRule="auto"/>
+        <w:spacing w:before="120" w:after="0" w:line="276" w:lineRule="auto"/>
       </w:pPr>
       <w:r>
         <w:rPr>
@@ -8222,7 +8222,7 @@
           <w:lang w:val="ru-RU"/>
         </w:rPr>
         <w:ind w:left="567" w:hanging="425"/>
-        <w:spacing w:before="120" w:after="0" w:line="240" w:lineRule="auto"/>
+        <w:spacing w:before="120" w:after="0" w:line="276" w:lineRule="auto"/>
       </w:pPr>
       <w:r>
         <w:rPr>
@@ -8247,7 +8247,7 @@
           <w:lang w:val="ru-RU"/>
         </w:rPr>
         <w:ind w:left="567" w:hanging="425"/>
-        <w:spacing w:before="120" w:after="0" w:line="240" w:lineRule="auto"/>
+        <w:spacing w:before="120" w:after="0" w:line="276" w:lineRule="auto"/>
       </w:pPr>
       <w:r>
         <w:rPr>
@@ -8272,7 +8272,7 @@
           <w:lang w:val="ru-RU"/>
         </w:rPr>
         <w:ind w:left="567" w:hanging="425"/>
-        <w:spacing w:before="120" w:after="0" w:line="240" w:lineRule="auto"/>
+        <w:spacing w:before="120" w:after="0" w:line="276" w:lineRule="auto"/>
       </w:pPr>
       <w:r>
         <w:rPr>
@@ -8290,7 +8290,7 @@
           <w:szCs w:val="21"/>
           <w:lang w:val="ru-RU"/>
         </w:rPr>
-        <w:spacing w:before="120" w:after="0" w:line="240" w:lineRule="auto"/>
+        <w:spacing w:before="120" w:after="0" w:line="276" w:lineRule="auto"/>
       </w:pPr>
       <w:r>
         <w:rPr>
@@ -8308,7 +8308,7 @@
           <w:szCs w:val="21"/>
           <w:lang w:val="ru-RU"/>
         </w:rPr>
-        <w:spacing w:before="120" w:after="0" w:line="240" w:lineRule="auto"/>
+        <w:spacing w:before="120" w:after="0" w:line="276" w:lineRule="auto"/>
       </w:pPr>
       <w:r>
         <w:rPr>
@@ -8330,7 +8330,7 @@
           <w:lang w:val="ru-RU"/>
         </w:rPr>
         <w:ind w:left="0"/>
-        <w:spacing w:before="120" w:after="0" w:line="240" w:lineRule="auto"/>
+        <w:spacing w:before="120" w:after="0" w:line="276" w:lineRule="auto"/>
       </w:pPr>
       <w:r>
         <w:rPr>
@@ -8355,7 +8355,7 @@
           <w:lang w:val="ru-RU"/>
         </w:rPr>
         <w:ind w:left="567" w:hanging="567"/>
-        <w:spacing w:before="120" w:after="0" w:line="240" w:lineRule="auto"/>
+        <w:spacing w:before="120" w:after="0" w:line="276" w:lineRule="auto"/>
       </w:pPr>
       <w:r>
         <w:rPr>
@@ -8380,7 +8380,7 @@
           <w:lang w:val="ru-RU"/>
         </w:rPr>
         <w:ind w:left="567" w:hanging="567"/>
-        <w:spacing w:before="120" w:after="0" w:line="240" w:lineRule="auto"/>
+        <w:spacing w:before="120" w:after="0" w:line="276" w:lineRule="auto"/>
       </w:pPr>
       <w:r>
         <w:rPr>
@@ -8403,7 +8403,7 @@
           <w:lang w:val="ru-RU"/>
         </w:rPr>
         <w:ind w:left="0"/>
-        <w:spacing w:before="120" w:after="0" w:line="240" w:lineRule="auto"/>
+        <w:spacing w:before="120" w:after="0" w:line="276" w:lineRule="auto"/>
       </w:pPr>
       <w:r>
         <w:rPr>
@@ -8429,7 +8429,7 @@
           <w:lang w:val="ru-RU"/>
         </w:rPr>
         <w:ind w:left="0" w:hanging="567"/>
-        <w:spacing w:before="120" w:after="0" w:line="240" w:lineRule="auto"/>
+        <w:spacing w:before="120" w:after="0" w:line="276" w:lineRule="auto"/>
       </w:pPr>
       <w:r>
         <w:rPr>
@@ -8452,7 +8452,7 @@
           <w:lang w:val="ru-RU"/>
         </w:rPr>
         <w:ind w:left="0"/>
-        <w:spacing w:before="120" w:after="0" w:line="240" w:lineRule="auto"/>
+        <w:spacing w:before="120" w:after="0" w:line="276" w:lineRule="auto"/>
       </w:pPr>
       <w:r>
         <w:rPr>
@@ -8470,7 +8470,7 @@
           <w:szCs w:val="21"/>
           <w:lang w:val="ru-RU"/>
         </w:rPr>
-        <w:spacing w:before="120" w:after="0" w:line="240" w:lineRule="auto"/>
+        <w:spacing w:before="120" w:after="0" w:line="276" w:lineRule="auto"/>
       </w:pPr>
       <w:r>
         <w:rPr/>
@@ -8485,7 +8485,7 @@
           <w:szCs w:val="21"/>
           <w:lang w:val="ru-RU"/>
         </w:rPr>
-        <w:spacing w:before="120" w:after="0" w:line="240" w:lineRule="auto"/>
+        <w:spacing w:before="120" w:after="0" w:line="276" w:lineRule="auto"/>
       </w:pPr>
       <w:r>
         <w:rPr>
@@ -8510,7 +8510,7 @@
           <w:lang w:val="ru-RU"/>
         </w:rPr>
         <w:ind w:left="567" w:hanging="425"/>
-        <w:spacing w:before="120" w:after="0" w:line="240" w:lineRule="auto"/>
+        <w:spacing w:before="120" w:after="0" w:line="276" w:lineRule="auto"/>
       </w:pPr>
       <w:r>
         <w:rPr>
@@ -8535,7 +8535,7 @@
           <w:lang w:val="ru-RU"/>
         </w:rPr>
         <w:ind w:left="567" w:hanging="425"/>
-        <w:spacing w:before="120" w:after="0" w:line="240" w:lineRule="auto"/>
+        <w:spacing w:before="120" w:after="0" w:line="276" w:lineRule="auto"/>
       </w:pPr>
       <w:r>
         <w:rPr>
@@ -8560,7 +8560,7 @@
           <w:lang w:val="ru-RU"/>
         </w:rPr>
         <w:ind w:left="567" w:hanging="425"/>
-        <w:spacing w:before="120" w:after="0" w:line="240" w:lineRule="auto"/>
+        <w:spacing w:before="120" w:after="0" w:line="276" w:lineRule="auto"/>
       </w:pPr>
       <w:r>
         <w:rPr>
@@ -8578,7 +8578,7 @@
           <w:szCs w:val="21"/>
           <w:lang w:val="ru-RU"/>
         </w:rPr>
-        <w:spacing w:before="120" w:after="0" w:line="240" w:lineRule="auto"/>
+        <w:spacing w:before="120" w:after="0" w:line="276" w:lineRule="auto"/>
       </w:pPr>
       <w:r>
         <w:rPr>
@@ -8596,25 +8596,25 @@
           <w:szCs w:val="21"/>
           <w:lang w:val="ru-RU"/>
         </w:rPr>
-        <w:spacing w:before="120" w:after="0" w:line="240" w:lineRule="auto"/>
-      </w:pPr>
-      <w:r>
-        <w:rPr>
-          <w:rFonts w:ascii="Cambria" w:hAnsi="Cambria"/>
-          <w:sz w:val="22"/>
-        </w:rPr>
-        <w:t>À partir d'avril 2015 – lorsque les premiers 25 millions de dollars ont été reçus par la société Laterson Management Group Ltd en raison de la libération des fonds selon la convention d'entiercement (escrow agreement) du 19.12.2014 conclue entre Laterson et Skyrizon Aircraft Holdings Limited – AVB a commencé à investir des fonds dans l'achat de biens immobiliers en France et à Monaco.</w:t>
-      </w:r>
-    </w:p>
-    <w:p>
-      <w:pPr>
-        <w:jc w:val="both"/>
-        <w:rPr>
-          <w:sz w:val="21"/>
-          <w:szCs w:val="21"/>
-          <w:lang w:val="ru-RU"/>
-        </w:rPr>
-        <w:spacing w:before="120" w:after="0" w:line="240" w:lineRule="auto"/>
+        <w:spacing w:before="120" w:after="0" w:line="276" w:lineRule="auto"/>
+      </w:pPr>
+      <w:r>
+        <w:rPr>
+          <w:rFonts w:ascii="Cambria" w:hAnsi="Cambria"/>
+          <w:sz w:val="22"/>
+        </w:rPr>
+        <w:t>À partir d'avril 2015 – lorsque les premiers 25 millions de dollars ont été reçus par la société Laterson Management Group Ltd en raison de la libération des fonds selon la convention d'entiercement (escrow agreement) du 19 décembre 2014 conclue entre Laterson et Skyrizon Aircraft Holdings Limited – AVB a commencé à investir des fonds dans l'achat de biens immobiliers en France et à Monaco.</w:t>
+      </w:r>
+    </w:p>
+    <w:p>
+      <w:pPr>
+        <w:jc w:val="both"/>
+        <w:rPr>
+          <w:sz w:val="21"/>
+          <w:szCs w:val="21"/>
+          <w:lang w:val="ru-RU"/>
+        </w:rPr>
+        <w:spacing w:before="120" w:after="0" w:line="276" w:lineRule="auto"/>
       </w:pPr>
       <w:r>
         <w:rPr>
@@ -8641,7 +8641,7 @@
           <w:lang w:val="ru-RU"/>
         </w:rPr>
         <w:ind w:left="567" w:hanging="567"/>
-        <w:spacing w:before="120" w:after="0" w:line="240" w:lineRule="auto"/>
+        <w:spacing w:before="120" w:after="0" w:line="276" w:lineRule="auto"/>
       </w:pPr>
       <w:r>
         <w:rPr>
@@ -8662,14 +8662,14 @@
           <w:lang w:val="ru-RU"/>
         </w:rPr>
         <w:ind w:left="567"/>
-        <w:spacing w:before="120" w:after="0" w:line="240" w:lineRule="auto"/>
-      </w:pPr>
-      <w:r>
-        <w:rPr>
-          <w:rFonts w:ascii="Cambria" w:hAnsi="Cambria"/>
-          <w:sz w:val="22"/>
-        </w:rPr>
-        <w:t>Laterson a acquis le 24.06.2015 le bien La Petite Afrique au moyen des fonds reçus de la vente de 100 % des actions de Granum Corporation selon la convention d'entiercement (escrow agreement) du 19.12.2014 et le contrat de vente d'actions du 22.02.2016.</w:t>
+        <w:spacing w:before="120" w:after="0" w:line="276" w:lineRule="auto"/>
+      </w:pPr>
+      <w:r>
+        <w:rPr>
+          <w:rFonts w:ascii="Cambria" w:hAnsi="Cambria"/>
+          <w:sz w:val="22"/>
+        </w:rPr>
+        <w:t>Laterson a acquis le 24 juin 2015 le bien La Petite Afrique au moyen des fonds reçus de la vente de 100 % des actions de Granum Corporation selon la convention d'entiercement (escrow agreement) du 19 décembre 2014 et le contrat de vente d'actions du 22 février 2016.</w:t>
       </w:r>
     </w:p>
     <w:p>
@@ -8685,14 +8685,14 @@
           <w:lang w:val="ru-RU"/>
         </w:rPr>
         <w:ind w:left="567"/>
-        <w:spacing w:before="120" w:after="0" w:line="240" w:lineRule="auto"/>
-      </w:pPr>
-      <w:r>
-        <w:rPr>
-          <w:rFonts w:ascii="Cambria" w:hAnsi="Cambria"/>
-          <w:sz w:val="22"/>
-        </w:rPr>
-        <w:t>Le 18.12.2020 a été prise la décision de liquidation de Laterson avec transfert de tous les actifs à l'actionnaire unique - AVB. Le 23.02.2021 a été signé l'acte notarié de transfert du droit de propriété sur La Petite Afrique au profit d'AVB en tant que personne physique.</w:t>
+        <w:spacing w:before="120" w:after="0" w:line="276" w:lineRule="auto"/>
+      </w:pPr>
+      <w:r>
+        <w:rPr>
+          <w:rFonts w:ascii="Cambria" w:hAnsi="Cambria"/>
+          <w:sz w:val="22"/>
+        </w:rPr>
+        <w:t>Le 18 décembre 2020 a été prise la décision de liquidation de Laterson avec transfert de tous les actifs à l'actionnaire unique - AVB. Le 23 février 2021 a été signé l'acte notarié de transfert du droit de propriété sur La Petite Afrique au profit d'AVB en tant que personne physique.</w:t>
       </w:r>
     </w:p>
     <w:p>
@@ -8712,7 +8712,7 @@
           <w:lang w:val="ru-RU"/>
         </w:rPr>
         <w:ind w:left="567" w:hanging="567"/>
-        <w:spacing w:before="120" w:after="0" w:line="240" w:lineRule="auto"/>
+        <w:spacing w:before="120" w:after="0" w:line="276" w:lineRule="auto"/>
       </w:pPr>
       <w:r>
         <w:rPr>
@@ -8735,14 +8735,14 @@
           <w:lang w:val="ru-RU"/>
         </w:rPr>
         <w:ind w:left="567"/>
-        <w:spacing w:before="120" w:after="0" w:line="240" w:lineRule="auto"/>
-      </w:pPr>
-      <w:r>
-        <w:rPr>
-          <w:rFonts w:ascii="Cambria" w:hAnsi="Cambria"/>
-          <w:sz w:val="22"/>
-        </w:rPr>
-        <w:t>SCI Kozak a acquis le 27.03.2017 le bien Le Clair Logis pour 10,65 millions d'euros. L'achat a été financé par UBP Bank et garanti par les fonds sur les comptes personnels d'AVB chez UBP Bank.</w:t>
+        <w:spacing w:before="120" w:after="0" w:line="276" w:lineRule="auto"/>
+      </w:pPr>
+      <w:r>
+        <w:rPr>
+          <w:rFonts w:ascii="Cambria" w:hAnsi="Cambria"/>
+          <w:sz w:val="22"/>
+        </w:rPr>
+        <w:t>SCI Kozak a acquis le 27 mars 2017 le bien Le Clair Logis pour 10,65 millions d'euros. L'achat a été financé par UBP Bank et garanti par les fonds sur les comptes personnels d'AVB chez UBP Bank.</w:t>
       </w:r>
     </w:p>
     <w:p>
@@ -8758,7 +8758,7 @@
           <w:lang w:val="ru-RU"/>
         </w:rPr>
         <w:ind w:left="567"/>
-        <w:spacing w:before="120" w:after="0" w:line="240" w:lineRule="auto"/>
+        <w:spacing w:before="120" w:after="0" w:line="276" w:lineRule="auto"/>
       </w:pPr>
       <w:r>
         <w:rPr>
@@ -8785,7 +8785,7 @@
           <w:lang w:val="ru-RU"/>
         </w:rPr>
         <w:ind w:left="567" w:hanging="567"/>
-        <w:spacing w:before="120" w:after="0" w:line="240" w:lineRule="auto"/>
+        <w:spacing w:before="120" w:after="0" w:line="276" w:lineRule="auto"/>
       </w:pPr>
       <w:r>
         <w:rPr>
@@ -8808,14 +8808,14 @@
           <w:lang w:val="ru-RU"/>
         </w:rPr>
         <w:ind w:left="567"/>
-        <w:spacing w:before="120" w:after="0" w:line="240" w:lineRule="auto"/>
-      </w:pPr>
-      <w:r>
-        <w:rPr>
-          <w:rFonts w:ascii="Cambria" w:hAnsi="Cambria"/>
-          <w:sz w:val="22"/>
-        </w:rPr>
-        <w:t>Le 12.06.2019, SCI Carré d’Or Quadruplex a signé un contrat pour la construction du bien 26 Carré d’Or à Monaco pour un montant de 135 millions d'euros avec SCI One Princess.</w:t>
+        <w:spacing w:before="120" w:after="0" w:line="276" w:lineRule="auto"/>
+      </w:pPr>
+      <w:r>
+        <w:rPr>
+          <w:rFonts w:ascii="Cambria" w:hAnsi="Cambria"/>
+          <w:sz w:val="22"/>
+        </w:rPr>
+        <w:t>Le 12 juin 2019, SCI Carré d’Or Quadruplex a signé un contrat pour la construction du bien 26 Carré d’Or à Monaco pour un montant de 135 millions d'euros avec SCI One Princess.</w:t>
       </w:r>
     </w:p>
     <w:p>
@@ -8831,7 +8831,7 @@
           <w:lang w:val="ru-RU"/>
         </w:rPr>
         <w:ind w:left="567"/>
-        <w:spacing w:before="120" w:after="0" w:line="240" w:lineRule="auto"/>
+        <w:spacing w:before="120" w:after="0" w:line="276" w:lineRule="auto"/>
       </w:pPr>
       <w:r>
         <w:rPr>
@@ -8854,7 +8854,7 @@
           <w:lang w:val="ru-RU"/>
         </w:rPr>
         <w:ind w:left="567"/>
-        <w:spacing w:before="120" w:after="0" w:line="240" w:lineRule="auto"/>
+        <w:spacing w:before="120" w:after="0" w:line="276" w:lineRule="auto"/>
       </w:pPr>
       <w:r>
         <w:rPr>
@@ -8881,7 +8881,7 @@
           <w:lang w:val="ru-RU"/>
         </w:rPr>
         <w:ind w:left="567" w:hanging="567"/>
-        <w:spacing w:before="120" w:after="0" w:line="240" w:lineRule="auto"/>
+        <w:spacing w:before="120" w:after="0" w:line="276" w:lineRule="auto"/>
       </w:pPr>
       <w:r>
         <w:rPr>
@@ -8904,14 +8904,14 @@
           <w:lang w:val="ru-RU"/>
         </w:rPr>
         <w:ind w:left="567"/>
-        <w:spacing w:before="120" w:after="0" w:line="240" w:lineRule="auto"/>
-      </w:pPr>
-      <w:r>
-        <w:rPr>
-          <w:rFonts w:ascii="Cambria" w:hAnsi="Cambria"/>
-          <w:sz w:val="22"/>
-        </w:rPr>
-        <w:t>SCI Monacourch a acquis le 14.10.2019 le bien Chalet du Petit Vah pour 4,25 millions d'euros. L'achat a été effectué sur les fonds des comptes personnels d'AB chez UBP Bank.</w:t>
+        <w:spacing w:before="120" w:after="0" w:line="276" w:lineRule="auto"/>
+      </w:pPr>
+      <w:r>
+        <w:rPr>
+          <w:rFonts w:ascii="Cambria" w:hAnsi="Cambria"/>
+          <w:sz w:val="22"/>
+        </w:rPr>
+        <w:t>SCI Monacourch a acquis le 14 octobre 2019 le bien Chalet du Petit Vah pour 4,25 millions d'euros. L'achat a été effectué sur les fonds des comptes personnels d'AB chez UBP Bank.</w:t>
       </w:r>
     </w:p>
     <w:p>
@@ -8931,7 +8931,7 @@
           <w:lang w:val="ru-RU"/>
         </w:rPr>
         <w:ind w:left="567" w:hanging="567"/>
-        <w:spacing w:before="120" w:after="0" w:line="240" w:lineRule="auto"/>
+        <w:spacing w:before="120" w:after="0" w:line="276" w:lineRule="auto"/>
       </w:pPr>
       <w:r>
         <w:rPr>
@@ -8954,14 +8954,14 @@
           <w:lang w:val="ru-RU"/>
         </w:rPr>
         <w:ind w:left="567"/>
-        <w:spacing w:before="120" w:after="0" w:line="240" w:lineRule="auto"/>
-      </w:pPr>
-      <w:r>
-        <w:rPr>
-          <w:rFonts w:ascii="Cambria" w:hAnsi="Cambria"/>
-          <w:sz w:val="22"/>
-        </w:rPr>
-        <w:t>Le 21.12.2020 a été signé entre AVB et SCI Lumar un contrat de réservation en lien avec la construction du futur immeuble La Villa Lucia à Monaco et l'acquisition par AVB d'un penthouse sur les quatre derniers étages de l'immeuble, d'un spa privé et d'emplacements de stationnement.</w:t>
+        <w:spacing w:before="120" w:after="0" w:line="276" w:lineRule="auto"/>
+      </w:pPr>
+      <w:r>
+        <w:rPr>
+          <w:rFonts w:ascii="Cambria" w:hAnsi="Cambria"/>
+          <w:sz w:val="22"/>
+        </w:rPr>
+        <w:t>Le 21 décembre 2020 a été signé entre AVB et SCI Lumar un contrat de réservation en lien avec la construction du futur immeuble La Villa Lucia à Monaco et l'acquisition par AVB d'un penthouse sur les quatre derniers étages de l'immeuble, d'un spa privé et d'emplacements de stationnement.</w:t>
       </w:r>
     </w:p>
     <w:p>
@@ -8977,7 +8977,7 @@
           <w:lang w:val="ru-RU"/>
         </w:rPr>
         <w:ind w:left="567"/>
-        <w:spacing w:before="120" w:after="0" w:line="240" w:lineRule="auto"/>
+        <w:spacing w:before="120" w:after="0" w:line="276" w:lineRule="auto"/>
       </w:pPr>
       <w:r>
         <w:rPr>
@@ -9000,7 +9000,7 @@
           <w:lang w:val="ru-RU"/>
         </w:rPr>
         <w:ind w:left="567"/>
-        <w:spacing w:before="120" w:after="0" w:line="240" w:lineRule="auto"/>
+        <w:spacing w:before="120" w:after="0" w:line="276" w:lineRule="auto"/>
       </w:pPr>
       <w:r>
         <w:rPr>
@@ -9027,7 +9027,7 @@
           <w:lang w:val="ru-RU"/>
         </w:rPr>
         <w:ind w:left="567" w:hanging="567"/>
-        <w:spacing w:before="120" w:after="0" w:line="240" w:lineRule="auto"/>
+        <w:spacing w:before="120" w:after="0" w:line="276" w:lineRule="auto"/>
       </w:pPr>
       <w:r>
         <w:rPr>
@@ -9050,14 +9050,14 @@
           <w:lang w:val="ru-RU"/>
         </w:rPr>
         <w:ind w:left="567"/>
-        <w:spacing w:before="120" w:after="0" w:line="240" w:lineRule="auto"/>
-      </w:pPr>
-      <w:r>
-        <w:rPr>
-          <w:rFonts w:ascii="Cambria" w:hAnsi="Cambria"/>
-          <w:sz w:val="22"/>
-        </w:rPr>
-        <w:t>SCP Monacuiros a acquis le 21.07.2021 le bien Domaine de Cuiros pour 22 millions d'euros. L'achat a été financé par UBP Bank et garanti par les fonds sur les comptes personnels d'AB chez UBP Bank.</w:t>
+        <w:spacing w:before="120" w:after="0" w:line="276" w:lineRule="auto"/>
+      </w:pPr>
+      <w:r>
+        <w:rPr>
+          <w:rFonts w:ascii="Cambria" w:hAnsi="Cambria"/>
+          <w:sz w:val="22"/>
+        </w:rPr>
+        <w:t>SCP Monacuiros a acquis le 21 juillet 2021 le bien Domaine de Cuiros pour 22 millions d'euros. L'achat a été financé par UBP Bank et garanti par les fonds sur les comptes personnels d'AB chez UBP Bank.</w:t>
       </w:r>
     </w:p>
     <w:p>
@@ -9073,7 +9073,7 @@
           <w:lang w:val="ru-RU"/>
         </w:rPr>
         <w:ind w:left="567"/>
-        <w:spacing w:before="120" w:after="0" w:line="240" w:lineRule="auto"/>
+        <w:spacing w:before="120" w:after="0" w:line="276" w:lineRule="auto"/>
       </w:pPr>
       <w:r>
         <w:rPr>
@@ -9100,7 +9100,7 @@
           <w:lang w:val="ru-RU"/>
         </w:rPr>
         <w:ind w:left="567" w:hanging="567"/>
-        <w:spacing w:before="120" w:after="0" w:line="240" w:lineRule="auto"/>
+        <w:spacing w:before="120" w:after="0" w:line="276" w:lineRule="auto"/>
       </w:pPr>
       <w:r>
         <w:rPr>
@@ -9123,7 +9123,7 @@
           <w:lang w:val="ru-RU"/>
         </w:rPr>
         <w:ind w:left="567"/>
-        <w:spacing w:before="120" w:after="0" w:line="240" w:lineRule="auto"/>
+        <w:spacing w:before="120" w:after="0" w:line="276" w:lineRule="auto"/>
       </w:pPr>
       <w:r>
         <w:rPr>
@@ -9150,14 +9150,14 @@
           <w:lang w:val="ru-RU"/>
         </w:rPr>
         <w:ind w:left="1134" w:hanging="425"/>
-        <w:spacing w:before="120" w:after="0" w:line="240" w:lineRule="auto"/>
-      </w:pPr>
-      <w:r>
-        <w:rPr>
-          <w:rFonts w:ascii="Cambria" w:hAnsi="Cambria"/>
-          <w:sz w:val="22"/>
-        </w:rPr>
-        <w:t>10.02.2022 - Villa Mitsouko pour 6 millions d'euros ;</w:t>
+        <w:spacing w:before="120" w:after="0" w:line="276" w:lineRule="auto"/>
+      </w:pPr>
+      <w:r>
+        <w:rPr>
+          <w:rFonts w:ascii="Cambria" w:hAnsi="Cambria"/>
+          <w:sz w:val="22"/>
+        </w:rPr>
+        <w:t>10 février 2022 - Villa Mitsouko pour 6 millions d'euros ;</w:t>
       </w:r>
     </w:p>
     <w:p>
@@ -9177,14 +9177,14 @@
           <w:lang w:val="ru-RU"/>
         </w:rPr>
         <w:ind w:left="1134" w:hanging="425"/>
-        <w:spacing w:before="120" w:after="0" w:line="240" w:lineRule="auto"/>
-      </w:pPr>
-      <w:r>
-        <w:rPr>
-          <w:rFonts w:ascii="Cambria" w:hAnsi="Cambria"/>
-          <w:sz w:val="22"/>
-        </w:rPr>
-        <w:t>02.05.2022 - Serre Paradis pour 2,6 millions d'euros ;</w:t>
+        <w:spacing w:before="120" w:after="0" w:line="276" w:lineRule="auto"/>
+      </w:pPr>
+      <w:r>
+        <w:rPr>
+          <w:rFonts w:ascii="Cambria" w:hAnsi="Cambria"/>
+          <w:sz w:val="22"/>
+        </w:rPr>
+        <w:t>2 mai 2022 - Serre Paradis pour 2,6 millions d'euros ;</w:t>
       </w:r>
     </w:p>
     <w:p>
@@ -9204,25 +9204,25 @@
           <w:lang w:val="ru-RU"/>
         </w:rPr>
         <w:ind w:left="1134" w:hanging="425"/>
-        <w:spacing w:before="120" w:after="0" w:line="240" w:lineRule="auto"/>
-      </w:pPr>
-      <w:r>
-        <w:rPr>
-          <w:rFonts w:ascii="Cambria" w:hAnsi="Cambria"/>
-          <w:sz w:val="22"/>
-        </w:rPr>
-        <w:t>05.05.2022 - Villa Maria pour 2,95 millions d'euros.</w:t>
-      </w:r>
-    </w:p>
-    <w:p>
-      <w:pPr>
-        <w:jc w:val="both"/>
-        <w:rPr>
-          <w:sz w:val="21"/>
-          <w:szCs w:val="21"/>
-          <w:lang w:val="ru-RU"/>
-        </w:rPr>
-        <w:spacing w:before="120" w:after="0" w:line="240" w:lineRule="auto"/>
+        <w:spacing w:before="120" w:after="0" w:line="276" w:lineRule="auto"/>
+      </w:pPr>
+      <w:r>
+        <w:rPr>
+          <w:rFonts w:ascii="Cambria" w:hAnsi="Cambria"/>
+          <w:sz w:val="22"/>
+        </w:rPr>
+        <w:t>5 mai 2022 - Villa Maria pour 2,95 millions d'euros.</w:t>
+      </w:r>
+    </w:p>
+    <w:p>
+      <w:pPr>
+        <w:jc w:val="both"/>
+        <w:rPr>
+          <w:sz w:val="21"/>
+          <w:szCs w:val="21"/>
+          <w:lang w:val="ru-RU"/>
+        </w:rPr>
+        <w:spacing w:before="120" w:after="0" w:line="276" w:lineRule="auto"/>
       </w:pPr>
       <w:r>
         <w:rPr>
@@ -9240,7 +9240,7 @@
           <w:szCs w:val="21"/>
           <w:lang w:val="ru-RU"/>
         </w:rPr>
-        <w:spacing w:before="120" w:after="0" w:line="240" w:lineRule="auto"/>
+        <w:spacing w:before="120" w:after="0" w:line="276" w:lineRule="auto"/>
       </w:pPr>
       <w:r>
         <w:rPr>
@@ -9258,7 +9258,7 @@
           <w:szCs w:val="21"/>
           <w:lang w:val="ru-RU"/>
         </w:rPr>
-        <w:spacing w:before="120" w:after="0" w:line="240" w:lineRule="auto"/>
+        <w:spacing w:before="120" w:after="0" w:line="276" w:lineRule="auto"/>
       </w:pPr>
       <w:r>
         <w:rPr>
@@ -9276,7 +9276,7 @@
           <w:szCs w:val="21"/>
           <w:lang w:val="ru-RU"/>
         </w:rPr>
-        <w:spacing w:before="120" w:after="0" w:line="240" w:lineRule="auto"/>
+        <w:spacing w:before="120" w:after="0" w:line="276" w:lineRule="auto"/>
       </w:pPr>
       <w:r>
         <w:rPr>
@@ -9298,7 +9298,7 @@
           <w:lang w:val="ru-RU"/>
         </w:rPr>
         <w:ind w:left="0"/>
-        <w:spacing w:before="120" w:after="0" w:line="240" w:lineRule="auto"/>
+        <w:spacing w:before="120" w:after="0" w:line="276" w:lineRule="auto"/>
       </w:pPr>
       <w:r>
         <w:rPr>
@@ -9323,7 +9323,7 @@
           <w:lang w:val="ru-RU"/>
         </w:rPr>
         <w:ind w:left="567" w:hanging="567"/>
-        <w:spacing w:before="120" w:after="0" w:line="240" w:lineRule="auto"/>
+        <w:spacing w:before="120" w:after="0" w:line="276" w:lineRule="auto"/>
       </w:pPr>
       <w:r>
         <w:rPr>
@@ -9348,7 +9348,7 @@
           <w:lang w:val="ru-RU"/>
         </w:rPr>
         <w:ind w:left="567" w:hanging="567"/>
-        <w:spacing w:before="120" w:after="0" w:line="240" w:lineRule="auto"/>
+        <w:spacing w:before="120" w:after="0" w:line="276" w:lineRule="auto"/>
       </w:pPr>
       <w:r>
         <w:rPr>
@@ -9371,7 +9371,7 @@
           <w:lang w:val="ru-RU"/>
         </w:rPr>
         <w:ind w:left="0"/>
-        <w:spacing w:before="120" w:after="0" w:line="240" w:lineRule="auto"/>
+        <w:spacing w:before="120" w:after="0" w:line="276" w:lineRule="auto"/>
       </w:pPr>
       <w:r>
         <w:rPr>
@@ -9397,7 +9397,7 @@
           <w:lang w:val="ru-RU"/>
         </w:rPr>
         <w:ind w:left="0" w:hanging="567"/>
-        <w:spacing w:before="120" w:after="0" w:line="240" w:lineRule="auto"/>
+        <w:spacing w:before="120" w:after="0" w:line="276" w:lineRule="auto"/>
       </w:pPr>
       <w:r>
         <w:rPr>
@@ -9415,7 +9415,7 @@
           <w:szCs w:val="21"/>
           <w:lang w:val="ru-RU"/>
         </w:rPr>
-        <w:spacing w:before="120" w:after="0" w:line="240" w:lineRule="auto"/>
+        <w:spacing w:before="120" w:after="0" w:line="276" w:lineRule="auto"/>
       </w:pPr>
       <w:r>
         <w:rPr>
@@ -9433,7 +9433,7 @@
           <w:szCs w:val="21"/>
           <w:lang w:val="ru-RU"/>
         </w:rPr>
-        <w:spacing w:before="120" w:after="0" w:line="240" w:lineRule="auto"/>
+        <w:spacing w:before="120" w:after="0" w:line="276" w:lineRule="auto"/>
       </w:pPr>
       <w:r>
         <w:rPr>
@@ -9454,7 +9454,7 @@
           <w:lang w:val="ru-RU"/>
         </w:rPr>
         <w:ind w:left="0"/>
-        <w:spacing w:before="120" w:after="0" w:line="240" w:lineRule="auto"/>
+        <w:spacing w:before="120" w:after="0" w:line="276" w:lineRule="auto"/>
       </w:pPr>
       <w:r>
         <w:rPr>
@@ -9475,7 +9475,7 @@
           <w:lang w:val="ru-RU"/>
         </w:rPr>
         <w:ind w:left="0"/>
-        <w:spacing w:before="120" w:after="0" w:line="240" w:lineRule="auto"/>
+        <w:spacing w:before="120" w:after="0" w:line="276" w:lineRule="auto"/>
       </w:pPr>
       <w:r>
         <w:rPr/>
@@ -9495,7 +9495,7 @@
           <w:lang w:val="ru-RU"/>
         </w:rPr>
         <w:ind w:left="0"/>
-        <w:spacing w:before="120" w:after="0" w:line="240" w:lineRule="auto"/>
+        <w:spacing w:before="120" w:after="0" w:line="276" w:lineRule="auto"/>
       </w:pPr>
       <w:r>
         <w:rPr>
@@ -9516,7 +9516,7 @@
           <w:lang w:val="ru-RU"/>
         </w:rPr>
         <w:ind w:left="0"/>
-        <w:spacing w:before="120" w:after="0" w:line="240" w:lineRule="auto"/>
+        <w:spacing w:before="120" w:after="0" w:line="276" w:lineRule="auto"/>
       </w:pPr>
       <w:r>
         <w:rPr>
@@ -9527,6 +9527,7 @@
     </w:p>
     <w:sectPr>
       <w:footerReference w:type="default" r:id="rId8"/>
+      <w:headerReference w:type="default" r:id="rId11"/>
       <w:pgSz w:w="11906" w:h="16838"/>
       <w:pgMar w:top="567" w:right="1134" w:bottom="1134" w:left="2126" w:header="709" w:footer="709" w:gutter="0"/>
       <w:cols w:space="708"/>
@@ -9628,6 +9629,16 @@
     </w:p>
   </w:footnote>
 </w:footnotes>
+</file>
+
+<file path=word/header1.xml><?xml version="1.0" encoding="utf-8"?>
+<w:hdr xmlns:m="http://schemas.openxmlformats.org/officeDocument/2006/math" xmlns:mc="http://schemas.openxmlformats.org/markup-compatibility/2006" xmlns:mo="http://schemas.microsoft.com/office/mac/office/2008/main" xmlns:mv="urn:schemas-microsoft-com:mac:vml" xmlns:o="urn:schemas-microsoft-com:office:office" xmlns:r="http://schemas.openxmlformats.org/officeDocument/2006/relationships" xmlns:v="urn:schemas-microsoft-com:vml" xmlns:w10="urn:schemas-microsoft-com:office:word" xmlns:w14="http://schemas.microsoft.com/office/word/2010/wordml" xmlns:w="http://schemas.openxmlformats.org/wordprocessingml/2006/main" xmlns:wne="http://schemas.microsoft.com/office/word/2006/wordml" xmlns:wp14="http://schemas.microsoft.com/office/word/2010/wordprocessingDrawing" xmlns:wp="http://schemas.openxmlformats.org/drawingml/2006/wordprocessingDrawing" xmlns:wpc="http://schemas.microsoft.com/office/word/2010/wordprocessingCanvas" xmlns:wpg="http://schemas.microsoft.com/office/word/2010/wordprocessingGroup" xmlns:wpi="http://schemas.microsoft.com/office/word/2010/wordprocessingInk" xmlns:wps="http://schemas.microsoft.com/office/word/2010/wordprocessingShape" mc:Ignorable="w14 wp14">
+  <w:p>
+    <w:pPr>
+      <w:pStyle w:val="Header"/>
+    </w:pPr>
+  </w:p>
+</w:hdr>
 </file>
 
 <file path=word/numbering.xml><?xml version="1.0" encoding="utf-8"?>
@@ -14823,7 +14834,7 @@
     <w:qFormat/>
     <w:rsid w:val="00B01DA0"/>
     <w:pPr>
-      <w:spacing w:before="120" w:after="0" w:line="240" w:lineRule="auto"/>
+      <w:spacing w:before="120" w:after="0" w:line="276" w:lineRule="auto"/>
     </w:pPr>
     <w:rPr>
       <w:rFonts w:ascii="Cambria" w:hAnsi="Cambria"/>
@@ -14954,7 +14965,7 @@
     <w:pPr>
       <w:ind w:left="720"/>
       <w:contextualSpacing/>
-      <w:spacing w:before="120" w:after="0" w:line="240" w:lineRule="auto"/>
+      <w:spacing w:before="120" w:after="0" w:line="276" w:lineRule="auto"/>
     </w:pPr>
     <w:rPr>
       <w:rFonts w:ascii="Cambria" w:hAnsi="Cambria"/>

--- a/Задача від 14.10.2026 переклад французька/1. Общие справки и систематизация материалов/20260526 Note generale sur l'affaire penale francaise.docx
+++ b/Задача від 14.10.2026 переклад французька/1. Общие справки и систематизация материалов/20260526 Note generale sur l'affaire penale francaise.docx
@@ -9529,7 +9529,7 @@
       <w:footerReference w:type="default" r:id="rId8"/>
       <w:headerReference w:type="default" r:id="rId11"/>
       <w:pgSz w:w="11906" w:h="16838"/>
-      <w:pgMar w:top="567" w:right="1134" w:bottom="1134" w:left="2126" w:header="709" w:footer="709" w:gutter="0"/>
+      <w:pgMar w:top="1134" w:right="1134" w:bottom="1134" w:left="2126" w:header="709" w:footer="709" w:gutter="0"/>
       <w:cols w:space="708"/>
       <w:titlePg/>
       <w:docGrid w:linePitch="360"/>
